--- a/Assignment-Team-10/CSA0305 - Assignment Team-6.docx
+++ b/Assignment-Team-10/CSA0305 - Assignment Team-6.docx
@@ -6,6 +6,7 @@
       <w:pPr>
         <w:spacing w:line="360" w:lineRule="auto"/>
         <w:ind w:left="62"/>
+        <w:jc w:val="both"/>
         <w:rPr>
           <w:sz w:val="20"/>
         </w:rPr>
@@ -56,6 +57,7 @@
       <w:pPr>
         <w:pStyle w:val="BodyText"/>
         <w:spacing w:before="240" w:line="360" w:lineRule="auto"/>
+        <w:jc w:val="both"/>
         <w:rPr>
           <w:b w:val="0"/>
           <w:sz w:val="32"/>
@@ -139,6 +141,7 @@
       <w:pPr>
         <w:pStyle w:val="BodyText"/>
         <w:spacing w:before="46" w:line="360" w:lineRule="auto"/>
+        <w:jc w:val="center"/>
         <w:rPr>
           <w:sz w:val="32"/>
         </w:rPr>
@@ -172,6 +175,7 @@
       <w:pPr>
         <w:pStyle w:val="BodyText"/>
         <w:spacing w:before="252" w:line="360" w:lineRule="auto"/>
+        <w:jc w:val="center"/>
       </w:pPr>
     </w:p>
     <w:p>
@@ -558,12 +562,14 @@
       <w:pPr>
         <w:pStyle w:val="BodyText"/>
         <w:spacing w:line="360" w:lineRule="auto"/>
+        <w:jc w:val="center"/>
       </w:pPr>
     </w:p>
     <w:p>
       <w:pPr>
         <w:pStyle w:val="BodyText"/>
         <w:spacing w:line="360" w:lineRule="auto"/>
+        <w:jc w:val="center"/>
       </w:pPr>
     </w:p>
     <w:p>
@@ -766,7 +772,7 @@
         </w:rPr>
       </w:pPr>
       <w:r>
-        <w:t xml:space="preserve">Under the Supervision of </w:t>
+        <w:t>Under the Supervision of</w:t>
       </w:r>
     </w:p>
     <w:p>
@@ -792,7 +798,7 @@
         <w:rPr>
           <w:color w:val="ED0000"/>
         </w:rPr>
-        <w:t xml:space="preserve">Uma Priyadarsini P.S </w:t>
+        <w:t>Uma Priyadarsini P.S</w:t>
       </w:r>
     </w:p>
     <w:p>
@@ -957,6 +963,7 @@
         </w:tabs>
         <w:spacing w:line="360" w:lineRule="auto"/>
         <w:ind w:left="315" w:hanging="293"/>
+        <w:jc w:val="both"/>
         <w:rPr>
           <w:rFonts w:ascii="Times New Roman" w:hAnsi="Times New Roman" w:cs="Times New Roman"/>
           <w:b/>
@@ -999,6 +1006,7 @@
       <w:pPr>
         <w:pStyle w:val="BodyText"/>
         <w:spacing w:before="5" w:after="1" w:line="360" w:lineRule="auto"/>
+        <w:jc w:val="both"/>
         <w:rPr>
           <w:b w:val="0"/>
           <w:sz w:val="9"/>
@@ -1041,7 +1049,7 @@
             <w:pPr>
               <w:pStyle w:val="TableParagraph"/>
               <w:spacing w:before="251" w:line="360" w:lineRule="auto"/>
-              <w:jc w:val="center"/>
+              <w:jc w:val="both"/>
               <w:rPr>
                 <w:b/>
                 <w:sz w:val="24"/>
@@ -1066,7 +1074,7 @@
             <w:pPr>
               <w:pStyle w:val="TableParagraph"/>
               <w:spacing w:before="251" w:line="360" w:lineRule="auto"/>
-              <w:jc w:val="center"/>
+              <w:jc w:val="both"/>
               <w:rPr>
                 <w:b/>
                 <w:sz w:val="24"/>
@@ -1097,6 +1105,7 @@
               <w:pStyle w:val="TableParagraph"/>
               <w:spacing w:before="124" w:line="360" w:lineRule="auto"/>
               <w:ind w:left="97"/>
+              <w:jc w:val="both"/>
               <w:rPr>
                 <w:b/>
                 <w:bCs/>
@@ -1123,7 +1132,7 @@
             <w:pPr>
               <w:pStyle w:val="TableParagraph"/>
               <w:spacing w:line="360" w:lineRule="auto"/>
-              <w:jc w:val="center"/>
+              <w:jc w:val="both"/>
               <w:rPr>
                 <w:sz w:val="24"/>
               </w:rPr>
@@ -1151,6 +1160,7 @@
               <w:pStyle w:val="TableParagraph"/>
               <w:spacing w:before="124" w:line="360" w:lineRule="auto"/>
               <w:ind w:left="97"/>
+              <w:jc w:val="both"/>
               <w:rPr>
                 <w:b/>
                 <w:bCs/>
@@ -1188,7 +1198,7 @@
             <w:pPr>
               <w:pStyle w:val="TableParagraph"/>
               <w:spacing w:line="360" w:lineRule="auto"/>
-              <w:jc w:val="center"/>
+              <w:jc w:val="both"/>
               <w:rPr>
                 <w:sz w:val="24"/>
               </w:rPr>
@@ -1220,6 +1230,7 @@
               <w:pStyle w:val="TableParagraph"/>
               <w:spacing w:before="124" w:line="360" w:lineRule="auto"/>
               <w:ind w:left="97"/>
+              <w:jc w:val="both"/>
               <w:rPr>
                 <w:b/>
                 <w:bCs/>
@@ -1254,7 +1265,7 @@
             <w:pPr>
               <w:pStyle w:val="TableParagraph"/>
               <w:spacing w:line="360" w:lineRule="auto"/>
-              <w:jc w:val="center"/>
+              <w:jc w:val="both"/>
               <w:rPr>
                 <w:sz w:val="24"/>
               </w:rPr>
@@ -1282,6 +1293,7 @@
               <w:pStyle w:val="TableParagraph"/>
               <w:spacing w:before="124" w:line="360" w:lineRule="auto"/>
               <w:ind w:left="97"/>
+              <w:jc w:val="both"/>
               <w:rPr>
                 <w:b/>
                 <w:bCs/>
@@ -1359,7 +1371,7 @@
             <w:pPr>
               <w:pStyle w:val="TableParagraph"/>
               <w:spacing w:line="360" w:lineRule="auto"/>
-              <w:jc w:val="center"/>
+              <w:jc w:val="both"/>
               <w:rPr>
                 <w:sz w:val="24"/>
               </w:rPr>
@@ -1393,6 +1405,7 @@
               <w:pStyle w:val="TableParagraph"/>
               <w:spacing w:before="124" w:line="360" w:lineRule="auto"/>
               <w:ind w:left="97"/>
+              <w:jc w:val="both"/>
               <w:rPr>
                 <w:b/>
                 <w:bCs/>
@@ -1427,7 +1440,7 @@
             <w:pPr>
               <w:pStyle w:val="TableParagraph"/>
               <w:spacing w:line="360" w:lineRule="auto"/>
-              <w:jc w:val="center"/>
+              <w:jc w:val="both"/>
               <w:rPr>
                 <w:sz w:val="24"/>
                 <w:lang w:val="de-DE"/>
@@ -1457,6 +1470,7 @@
               <w:pStyle w:val="TableParagraph"/>
               <w:spacing w:before="124" w:line="360" w:lineRule="auto"/>
               <w:ind w:left="97"/>
+              <w:jc w:val="both"/>
               <w:rPr>
                 <w:b/>
                 <w:bCs/>
@@ -1491,7 +1505,7 @@
             <w:pPr>
               <w:pStyle w:val="TableParagraph"/>
               <w:spacing w:line="360" w:lineRule="auto"/>
-              <w:jc w:val="center"/>
+              <w:jc w:val="both"/>
               <w:rPr>
                 <w:sz w:val="24"/>
               </w:rPr>
@@ -1516,6 +1530,7 @@
               <w:pStyle w:val="TableParagraph"/>
               <w:spacing w:before="124" w:line="360" w:lineRule="auto"/>
               <w:ind w:left="97"/>
+              <w:jc w:val="both"/>
               <w:rPr>
                 <w:b/>
                 <w:bCs/>
@@ -1550,7 +1565,7 @@
             <w:pPr>
               <w:pStyle w:val="TableParagraph"/>
               <w:spacing w:line="360" w:lineRule="auto"/>
-              <w:jc w:val="center"/>
+              <w:jc w:val="both"/>
               <w:rPr>
                 <w:sz w:val="24"/>
               </w:rPr>
@@ -1578,6 +1593,7 @@
               <w:pStyle w:val="TableParagraph"/>
               <w:spacing w:before="124" w:line="360" w:lineRule="auto"/>
               <w:ind w:left="97"/>
+              <w:jc w:val="both"/>
               <w:rPr>
                 <w:b/>
                 <w:bCs/>
@@ -1612,7 +1628,7 @@
             <w:pPr>
               <w:pStyle w:val="TableParagraph"/>
               <w:spacing w:line="360" w:lineRule="auto"/>
-              <w:jc w:val="center"/>
+              <w:jc w:val="both"/>
               <w:rPr>
                 <w:sz w:val="24"/>
               </w:rPr>
@@ -1640,6 +1656,7 @@
               <w:pStyle w:val="TableParagraph"/>
               <w:spacing w:before="124" w:line="360" w:lineRule="auto"/>
               <w:ind w:left="97"/>
+              <w:jc w:val="both"/>
               <w:rPr>
                 <w:b/>
                 <w:bCs/>
@@ -1674,7 +1691,7 @@
             <w:pPr>
               <w:pStyle w:val="TableParagraph"/>
               <w:spacing w:before="124" w:line="360" w:lineRule="auto"/>
-              <w:jc w:val="center"/>
+              <w:jc w:val="both"/>
               <w:rPr>
                 <w:sz w:val="24"/>
               </w:rPr>
@@ -1703,6 +1720,7 @@
               <w:pStyle w:val="TableParagraph"/>
               <w:spacing w:before="124" w:line="360" w:lineRule="auto"/>
               <w:ind w:left="97"/>
+              <w:jc w:val="both"/>
               <w:rPr>
                 <w:b/>
                 <w:bCs/>
@@ -1780,6 +1798,7 @@
               <w:pStyle w:val="TableParagraph"/>
               <w:spacing w:before="124" w:line="360" w:lineRule="auto"/>
               <w:ind w:left="97"/>
+              <w:jc w:val="both"/>
               <w:rPr>
                 <w:b/>
                 <w:bCs/>
@@ -1840,6 +1859,7 @@
             <w:pPr>
               <w:pStyle w:val="TableParagraph"/>
               <w:spacing w:line="360" w:lineRule="auto"/>
+              <w:jc w:val="both"/>
               <w:rPr>
                 <w:sz w:val="24"/>
               </w:rPr>
@@ -1864,6 +1884,7 @@
               <w:pStyle w:val="TableParagraph"/>
               <w:spacing w:before="124" w:line="360" w:lineRule="auto"/>
               <w:ind w:left="97"/>
+              <w:jc w:val="both"/>
               <w:rPr>
                 <w:b/>
                 <w:bCs/>
@@ -1950,6 +1971,7 @@
               <w:pStyle w:val="TableParagraph"/>
               <w:spacing w:before="124" w:line="360" w:lineRule="auto"/>
               <w:ind w:left="97"/>
+              <w:jc w:val="both"/>
               <w:rPr>
                 <w:b/>
                 <w:bCs/>
@@ -2002,6 +2024,7 @@
     <w:p>
       <w:pPr>
         <w:spacing w:line="360" w:lineRule="auto"/>
+        <w:jc w:val="both"/>
         <w:rPr>
           <w:b/>
         </w:rPr>
@@ -2010,6 +2033,7 @@
     <w:p>
       <w:pPr>
         <w:spacing w:line="360" w:lineRule="auto"/>
+        <w:jc w:val="both"/>
         <w:rPr>
           <w:b/>
         </w:rPr>
@@ -2033,7 +2057,7 @@
         </w:tabs>
         <w:spacing w:line="360" w:lineRule="auto"/>
         <w:ind w:left="347" w:hanging="325"/>
-        <w:jc w:val="left"/>
+        <w:jc w:val="both"/>
         <w:rPr>
           <w:sz w:val="24"/>
           <w:szCs w:val="24"/>
@@ -2143,6 +2167,7 @@
         </w:tabs>
         <w:spacing w:line="276" w:lineRule="auto"/>
         <w:ind w:left="742"/>
+        <w:jc w:val="both"/>
         <w:rPr>
           <w:sz w:val="24"/>
         </w:rPr>
@@ -2173,6 +2198,7 @@
         </w:tabs>
         <w:spacing w:before="43" w:line="276" w:lineRule="auto"/>
         <w:ind w:left="742"/>
+        <w:jc w:val="both"/>
         <w:rPr>
           <w:sz w:val="24"/>
         </w:rPr>
@@ -2203,6 +2229,7 @@
         </w:tabs>
         <w:spacing w:before="42" w:line="276" w:lineRule="auto"/>
         <w:ind w:left="742"/>
+        <w:jc w:val="both"/>
         <w:rPr>
           <w:sz w:val="24"/>
         </w:rPr>
@@ -2233,6 +2260,7 @@
         </w:tabs>
         <w:spacing w:before="43" w:line="276" w:lineRule="auto"/>
         <w:ind w:left="742"/>
+        <w:jc w:val="both"/>
         <w:rPr>
           <w:sz w:val="24"/>
         </w:rPr>
@@ -2263,6 +2291,7 @@
         </w:tabs>
         <w:spacing w:before="42" w:line="276" w:lineRule="auto"/>
         <w:ind w:left="742"/>
+        <w:jc w:val="both"/>
         <w:rPr>
           <w:sz w:val="24"/>
         </w:rPr>
@@ -2293,6 +2322,7 @@
         </w:tabs>
         <w:spacing w:before="63" w:line="276" w:lineRule="auto"/>
         <w:ind w:left="742"/>
+        <w:jc w:val="both"/>
         <w:rPr>
           <w:sz w:val="24"/>
         </w:rPr>
@@ -2323,6 +2353,7 @@
         </w:tabs>
         <w:spacing w:before="43" w:line="276" w:lineRule="auto"/>
         <w:ind w:left="742"/>
+        <w:jc w:val="both"/>
         <w:rPr>
           <w:sz w:val="24"/>
         </w:rPr>
@@ -2353,6 +2384,7 @@
         </w:tabs>
         <w:spacing w:before="42" w:line="276" w:lineRule="auto"/>
         <w:ind w:left="742" w:right="611"/>
+        <w:jc w:val="both"/>
         <w:rPr>
           <w:sz w:val="24"/>
         </w:rPr>
@@ -2376,7 +2408,7 @@
         </w:tabs>
         <w:spacing w:before="1" w:line="276" w:lineRule="auto"/>
         <w:ind w:left="363" w:hanging="341"/>
-        <w:jc w:val="left"/>
+        <w:jc w:val="both"/>
         <w:rPr>
           <w:sz w:val="24"/>
           <w:szCs w:val="24"/>
@@ -2496,7 +2528,7 @@
         </w:tabs>
         <w:spacing w:line="276" w:lineRule="auto"/>
         <w:ind w:left="363" w:hanging="341"/>
-        <w:jc w:val="left"/>
+        <w:jc w:val="both"/>
         <w:rPr>
           <w:sz w:val="24"/>
           <w:szCs w:val="24"/>
@@ -2545,12 +2577,14 @@
       <w:pPr>
         <w:pStyle w:val="Heading3"/>
         <w:spacing w:line="276" w:lineRule="auto"/>
+        <w:jc w:val="both"/>
       </w:pPr>
     </w:p>
     <w:p>
       <w:pPr>
         <w:pStyle w:val="Heading3"/>
         <w:spacing w:line="276" w:lineRule="auto"/>
+        <w:jc w:val="both"/>
         <w:rPr>
           <w:rFonts w:ascii="Times New Roman" w:hAnsi="Times New Roman" w:cs="Times New Roman"/>
           <w:b/>
@@ -2684,6 +2718,7 @@
       <w:pPr>
         <w:pStyle w:val="BodyText"/>
         <w:spacing w:before="204" w:line="276" w:lineRule="auto"/>
+        <w:jc w:val="both"/>
         <w:rPr>
           <w:sz w:val="24"/>
           <w:szCs w:val="24"/>
@@ -3651,7 +3686,7 @@
         </w:tabs>
         <w:spacing w:before="38" w:line="276" w:lineRule="auto"/>
         <w:ind w:left="262" w:hanging="325"/>
-        <w:jc w:val="left"/>
+        <w:jc w:val="both"/>
         <w:rPr>
           <w:rFonts w:eastAsiaTheme="majorEastAsia"/>
           <w:color w:val="000000" w:themeColor="text1"/>
@@ -3696,7 +3731,7 @@
           <w:tab w:val="left" w:pos="347"/>
         </w:tabs>
         <w:spacing w:before="38" w:line="276" w:lineRule="auto"/>
-        <w:jc w:val="left"/>
+        <w:jc w:val="both"/>
         <w:rPr>
           <w:rFonts w:eastAsiaTheme="majorEastAsia"/>
           <w:color w:val="000000" w:themeColor="text1"/>
@@ -3744,7 +3779,7 @@
           <w:tab w:val="left" w:pos="347"/>
         </w:tabs>
         <w:spacing w:before="38" w:line="276" w:lineRule="auto"/>
-        <w:jc w:val="left"/>
+        <w:jc w:val="both"/>
         <w:rPr>
           <w:rFonts w:eastAsiaTheme="majorEastAsia"/>
           <w:color w:val="000000" w:themeColor="text1"/>
@@ -3786,7 +3821,7 @@
           <w:tab w:val="left" w:pos="347"/>
         </w:tabs>
         <w:spacing w:before="38" w:line="276" w:lineRule="auto"/>
-        <w:jc w:val="left"/>
+        <w:jc w:val="both"/>
         <w:rPr>
           <w:rFonts w:eastAsiaTheme="majorEastAsia"/>
           <w:color w:val="000000" w:themeColor="text1"/>
@@ -3820,7 +3855,7 @@
           <w:tab w:val="left" w:pos="347"/>
         </w:tabs>
         <w:spacing w:before="38" w:line="276" w:lineRule="auto"/>
-        <w:jc w:val="left"/>
+        <w:jc w:val="both"/>
         <w:rPr>
           <w:rFonts w:eastAsiaTheme="majorEastAsia"/>
           <w:b w:val="0"/>
@@ -3856,7 +3891,7 @@
           <w:tab w:val="left" w:pos="347"/>
         </w:tabs>
         <w:spacing w:before="38" w:line="276" w:lineRule="auto"/>
-        <w:jc w:val="left"/>
+        <w:jc w:val="both"/>
         <w:rPr>
           <w:rFonts w:eastAsiaTheme="majorEastAsia"/>
           <w:b w:val="0"/>
@@ -3914,7 +3949,7 @@
           <w:tab w:val="left" w:pos="347"/>
         </w:tabs>
         <w:spacing w:before="38" w:line="276" w:lineRule="auto"/>
-        <w:jc w:val="left"/>
+        <w:jc w:val="both"/>
         <w:rPr>
           <w:rFonts w:eastAsiaTheme="majorEastAsia"/>
           <w:color w:val="000000" w:themeColor="text1"/>
@@ -3952,7 +3987,7 @@
           <w:tab w:val="left" w:pos="347"/>
         </w:tabs>
         <w:spacing w:before="38" w:line="276" w:lineRule="auto"/>
-        <w:jc w:val="left"/>
+        <w:jc w:val="both"/>
         <w:rPr>
           <w:rFonts w:eastAsiaTheme="majorEastAsia"/>
           <w:b w:val="0"/>
@@ -3988,7 +4023,7 @@
           <w:tab w:val="left" w:pos="347"/>
         </w:tabs>
         <w:spacing w:before="38" w:line="276" w:lineRule="auto"/>
-        <w:jc w:val="left"/>
+        <w:jc w:val="both"/>
         <w:rPr>
           <w:rFonts w:eastAsiaTheme="majorEastAsia"/>
           <w:b w:val="0"/>
@@ -4024,7 +4059,7 @@
           <w:tab w:val="left" w:pos="347"/>
         </w:tabs>
         <w:spacing w:before="38" w:line="276" w:lineRule="auto"/>
-        <w:jc w:val="left"/>
+        <w:jc w:val="both"/>
         <w:rPr>
           <w:rFonts w:eastAsiaTheme="majorEastAsia"/>
           <w:b w:val="0"/>
@@ -4060,7 +4095,7 @@
           <w:tab w:val="left" w:pos="347"/>
         </w:tabs>
         <w:spacing w:before="38" w:line="276" w:lineRule="auto"/>
-        <w:jc w:val="left"/>
+        <w:jc w:val="both"/>
         <w:rPr>
           <w:rFonts w:eastAsiaTheme="majorEastAsia"/>
           <w:b w:val="0"/>
@@ -4096,7 +4131,7 @@
           <w:tab w:val="left" w:pos="347"/>
         </w:tabs>
         <w:spacing w:before="38" w:line="276" w:lineRule="auto"/>
-        <w:jc w:val="left"/>
+        <w:jc w:val="both"/>
         <w:rPr>
           <w:rFonts w:eastAsiaTheme="majorEastAsia"/>
           <w:b w:val="0"/>
@@ -4128,7 +4163,7 @@
           <w:tab w:val="left" w:pos="347"/>
         </w:tabs>
         <w:spacing w:before="38" w:line="276" w:lineRule="auto"/>
-        <w:jc w:val="left"/>
+        <w:jc w:val="both"/>
         <w:rPr>
           <w:rFonts w:eastAsiaTheme="majorEastAsia"/>
           <w:b w:val="0"/>
@@ -4148,7 +4183,7 @@
           <w:tab w:val="left" w:pos="347"/>
         </w:tabs>
         <w:spacing w:before="38" w:line="276" w:lineRule="auto"/>
-        <w:jc w:val="left"/>
+        <w:jc w:val="both"/>
         <w:rPr>
           <w:rFonts w:eastAsiaTheme="majorEastAsia"/>
           <w:color w:val="000000" w:themeColor="text1"/>
@@ -4180,7 +4215,7 @@
           <w:tab w:val="left" w:pos="347"/>
         </w:tabs>
         <w:spacing w:before="38" w:line="276" w:lineRule="auto"/>
-        <w:jc w:val="left"/>
+        <w:jc w:val="both"/>
         <w:rPr>
           <w:rFonts w:eastAsiaTheme="majorEastAsia"/>
           <w:b w:val="0"/>
@@ -4216,7 +4251,7 @@
           <w:tab w:val="left" w:pos="347"/>
         </w:tabs>
         <w:spacing w:before="38" w:line="276" w:lineRule="auto"/>
-        <w:jc w:val="left"/>
+        <w:jc w:val="both"/>
         <w:rPr>
           <w:rFonts w:eastAsiaTheme="majorEastAsia"/>
           <w:b w:val="0"/>
@@ -4252,7 +4287,7 @@
           <w:tab w:val="left" w:pos="347"/>
         </w:tabs>
         <w:spacing w:before="38" w:line="276" w:lineRule="auto"/>
-        <w:jc w:val="left"/>
+        <w:jc w:val="both"/>
         <w:rPr>
           <w:rFonts w:eastAsiaTheme="majorEastAsia"/>
           <w:b w:val="0"/>
@@ -4288,7 +4323,7 @@
           <w:tab w:val="left" w:pos="347"/>
         </w:tabs>
         <w:spacing w:before="38" w:line="276" w:lineRule="auto"/>
-        <w:jc w:val="left"/>
+        <w:jc w:val="both"/>
         <w:rPr>
           <w:rFonts w:eastAsiaTheme="majorEastAsia"/>
           <w:b w:val="0"/>
@@ -4321,7 +4356,7 @@
         </w:tabs>
         <w:spacing w:before="38" w:line="276" w:lineRule="auto"/>
         <w:ind w:left="262"/>
-        <w:jc w:val="left"/>
+        <w:jc w:val="both"/>
         <w:rPr>
           <w:color w:val="000000" w:themeColor="text1"/>
           <w:sz w:val="24"/>
@@ -4348,7 +4383,7 @@
         </w:tabs>
         <w:spacing w:before="38" w:line="276" w:lineRule="auto"/>
         <w:ind w:left="262"/>
-        <w:jc w:val="left"/>
+        <w:jc w:val="both"/>
         <w:rPr>
           <w:b w:val="0"/>
           <w:bCs w:val="0"/>
@@ -4379,13 +4414,9 @@
         </w:tabs>
         <w:spacing w:before="38" w:line="276" w:lineRule="auto"/>
         <w:ind w:left="262"/>
-        <w:jc w:val="left"/>
-        <w:rPr>
-          <w:b w:val="0"/>
-          <w:bCs w:val="0"/>
+        <w:jc w:val="both"/>
+        <w:rPr>
           <w:color w:val="000000" w:themeColor="text1"/>
-          <w:sz w:val="24"/>
-          <w:szCs w:val="24"/>
           <w:lang w:val="en-IN"/>
         </w:rPr>
       </w:pPr>
@@ -4403,15 +4434,14 @@
     </w:p>
     <w:p>
       <w:pPr>
-        <w:pStyle w:val="Heading3"/>
-        <w:numPr>
-          <w:ilvl w:val="0"/>
-          <w:numId w:val="11"/>
-        </w:numPr>
+        <w:pStyle w:val="Heading1"/>
         <w:tabs>
           <w:tab w:val="left" w:pos="262"/>
-        </w:tabs>
-        <w:spacing w:line="276" w:lineRule="auto"/>
+          <w:tab w:val="left" w:pos="347"/>
+        </w:tabs>
+        <w:spacing w:before="38" w:line="276" w:lineRule="auto"/>
+        <w:ind w:left="262"/>
+        <w:jc w:val="both"/>
         <w:rPr>
           <w:color w:val="000000" w:themeColor="text1"/>
           <w:lang w:val="en-IN"/>
@@ -4419,24 +4449,26 @@
       </w:pPr>
       <w:r>
         <w:rPr>
+          <w:b w:val="0"/>
+          <w:bCs w:val="0"/>
           <w:color w:val="000000" w:themeColor="text1"/>
-          <w:lang w:val="en-IN"/>
-        </w:rPr>
-        <w:lastRenderedPageBreak/>
+          <w:sz w:val="24"/>
+          <w:szCs w:val="24"/>
+          <w:lang w:val="en-IN"/>
+        </w:rPr>
         <w:t>Transportation routes are graph edges with non-negative distance and capacity values.</w:t>
       </w:r>
     </w:p>
     <w:p>
       <w:pPr>
-        <w:pStyle w:val="Heading3"/>
-        <w:numPr>
-          <w:ilvl w:val="0"/>
-          <w:numId w:val="11"/>
-        </w:numPr>
+        <w:pStyle w:val="Heading1"/>
         <w:tabs>
           <w:tab w:val="left" w:pos="262"/>
-        </w:tabs>
-        <w:spacing w:line="276" w:lineRule="auto"/>
+          <w:tab w:val="left" w:pos="347"/>
+        </w:tabs>
+        <w:spacing w:before="38" w:line="276" w:lineRule="auto"/>
+        <w:ind w:left="262"/>
+        <w:jc w:val="both"/>
         <w:rPr>
           <w:color w:val="000000" w:themeColor="text1"/>
           <w:lang w:val="en-IN"/>
@@ -4444,7 +4476,11 @@
       </w:pPr>
       <w:r>
         <w:rPr>
+          <w:b w:val="0"/>
+          <w:bCs w:val="0"/>
           <w:color w:val="000000" w:themeColor="text1"/>
+          <w:sz w:val="24"/>
+          <w:szCs w:val="24"/>
           <w:lang w:val="en-IN"/>
         </w:rPr>
         <w:t>Dijkstra’s algorithm can be used because route distances are non-negative.</w:t>
@@ -4452,23 +4488,30 @@
     </w:p>
     <w:p>
       <w:pPr>
-        <w:pStyle w:val="Heading3"/>
-        <w:numPr>
-          <w:ilvl w:val="0"/>
-          <w:numId w:val="11"/>
-        </w:numPr>
+        <w:pStyle w:val="Heading1"/>
         <w:tabs>
           <w:tab w:val="left" w:pos="262"/>
-        </w:tabs>
-        <w:spacing w:line="276" w:lineRule="auto"/>
-        <w:rPr>
+          <w:tab w:val="left" w:pos="347"/>
+        </w:tabs>
+        <w:spacing w:before="38" w:line="276" w:lineRule="auto"/>
+        <w:ind w:left="262"/>
+        <w:jc w:val="both"/>
+        <w:rPr>
+          <w:b w:val="0"/>
+          <w:bCs w:val="0"/>
           <w:color w:val="000000" w:themeColor="text1"/>
-          <w:lang w:val="en-IN"/>
-        </w:rPr>
-      </w:pPr>
-      <w:r>
-        <w:rPr>
+          <w:sz w:val="24"/>
+          <w:szCs w:val="24"/>
+          <w:lang w:val="en-IN"/>
+        </w:rPr>
+      </w:pPr>
+      <w:r>
+        <w:rPr>
+          <w:b w:val="0"/>
+          <w:bCs w:val="0"/>
           <w:color w:val="000000" w:themeColor="text1"/>
+          <w:sz w:val="24"/>
+          <w:szCs w:val="24"/>
           <w:lang w:val="en-IN"/>
         </w:rPr>
         <w:t>A route is feasible only when it has enough capacity for the required shipment.</w:t>
@@ -4482,6 +4525,7 @@
         </w:tabs>
         <w:spacing w:line="276" w:lineRule="auto"/>
         <w:ind w:left="262"/>
+        <w:jc w:val="both"/>
         <w:rPr>
           <w:rFonts w:ascii="Times New Roman" w:hAnsi="Times New Roman" w:cs="Times New Roman"/>
           <w:b/>
@@ -4498,6 +4542,7 @@
           <w:color w:val="000000" w:themeColor="text1"/>
           <w:lang w:val="en-IN"/>
         </w:rPr>
+        <w:lastRenderedPageBreak/>
         <w:t>Constraints That Must Be Satisfied</w:t>
       </w:r>
     </w:p>
@@ -4512,6 +4557,7 @@
           <w:tab w:val="left" w:pos="262"/>
         </w:tabs>
         <w:spacing w:line="276" w:lineRule="auto"/>
+        <w:jc w:val="both"/>
         <w:rPr>
           <w:color w:val="000000" w:themeColor="text1"/>
           <w:lang w:val="en-IN"/>
@@ -4536,6 +4582,7 @@
           <w:tab w:val="left" w:pos="262"/>
         </w:tabs>
         <w:spacing w:line="276" w:lineRule="auto"/>
+        <w:jc w:val="both"/>
         <w:rPr>
           <w:color w:val="000000" w:themeColor="text1"/>
           <w:lang w:val="en-IN"/>
@@ -4560,6 +4607,7 @@
           <w:tab w:val="left" w:pos="262"/>
         </w:tabs>
         <w:spacing w:line="276" w:lineRule="auto"/>
+        <w:jc w:val="both"/>
         <w:rPr>
           <w:color w:val="000000" w:themeColor="text1"/>
           <w:lang w:val="en-IN"/>
@@ -4580,6 +4628,7 @@
           <w:tab w:val="left" w:pos="262"/>
         </w:tabs>
         <w:spacing w:line="276" w:lineRule="auto"/>
+        <w:jc w:val="both"/>
         <w:rPr>
           <w:rFonts w:ascii="Times New Roman" w:hAnsi="Times New Roman" w:cs="Times New Roman"/>
           <w:b/>
@@ -4633,6 +4682,7 @@
       <w:pPr>
         <w:pStyle w:val="BodyText"/>
         <w:spacing w:before="125" w:line="276" w:lineRule="auto"/>
+        <w:jc w:val="both"/>
         <w:rPr>
           <w:sz w:val="24"/>
           <w:szCs w:val="24"/>
@@ -4736,6 +4786,7 @@
       <w:pPr>
         <w:pStyle w:val="BodyText"/>
         <w:spacing w:before="125" w:line="276" w:lineRule="auto"/>
+        <w:jc w:val="both"/>
         <w:rPr>
           <w:sz w:val="24"/>
           <w:szCs w:val="24"/>
@@ -4951,6 +5002,7 @@
       <w:pPr>
         <w:pStyle w:val="BodyText"/>
         <w:spacing w:before="125" w:line="276" w:lineRule="auto"/>
+        <w:jc w:val="both"/>
         <w:rPr>
           <w:b w:val="0"/>
           <w:bCs w:val="0"/>
@@ -4964,6 +5016,7 @@
       <w:pPr>
         <w:pStyle w:val="BodyText"/>
         <w:spacing w:before="125" w:line="276" w:lineRule="auto"/>
+        <w:jc w:val="both"/>
         <w:rPr>
           <w:sz w:val="24"/>
           <w:szCs w:val="24"/>
@@ -4983,6 +5036,7 @@
       <w:pPr>
         <w:pStyle w:val="BodyText"/>
         <w:spacing w:before="125" w:line="276" w:lineRule="auto"/>
+        <w:jc w:val="both"/>
         <w:rPr>
           <w:b w:val="0"/>
           <w:bCs w:val="0"/>
@@ -5006,6 +5060,7 @@
       <w:pPr>
         <w:pStyle w:val="BodyText"/>
         <w:spacing w:before="125" w:line="276" w:lineRule="auto"/>
+        <w:jc w:val="both"/>
         <w:rPr>
           <w:b w:val="0"/>
           <w:bCs w:val="0"/>
@@ -5033,6 +5088,7 @@
           <w:numId w:val="17"/>
         </w:numPr>
         <w:spacing w:before="125" w:line="276" w:lineRule="auto"/>
+        <w:jc w:val="both"/>
         <w:rPr>
           <w:b w:val="0"/>
           <w:bCs w:val="0"/>
@@ -5082,6 +5138,7 @@
           <w:numId w:val="17"/>
         </w:numPr>
         <w:spacing w:before="125" w:line="276" w:lineRule="auto"/>
+        <w:jc w:val="both"/>
         <w:rPr>
           <w:b w:val="0"/>
           <w:bCs w:val="0"/>
@@ -5131,23 +5188,23 @@
           <w:numId w:val="17"/>
         </w:numPr>
         <w:spacing w:before="125" w:line="276" w:lineRule="auto"/>
-        <w:rPr>
-          <w:b w:val="0"/>
-          <w:bCs w:val="0"/>
-          <w:sz w:val="24"/>
-          <w:szCs w:val="24"/>
-          <w:lang w:val="en-IN"/>
-        </w:rPr>
-      </w:pPr>
-      <w:r>
-        <w:rPr>
-          <w:b w:val="0"/>
-          <w:bCs w:val="0"/>
-          <w:sz w:val="24"/>
-          <w:szCs w:val="24"/>
-          <w:lang w:val="en-IN"/>
-        </w:rPr>
-        <w:lastRenderedPageBreak/>
+        <w:jc w:val="both"/>
+        <w:rPr>
+          <w:b w:val="0"/>
+          <w:bCs w:val="0"/>
+          <w:sz w:val="24"/>
+          <w:szCs w:val="24"/>
+          <w:lang w:val="en-IN"/>
+        </w:rPr>
+      </w:pPr>
+      <w:r>
+        <w:rPr>
+          <w:b w:val="0"/>
+          <w:bCs w:val="0"/>
+          <w:sz w:val="24"/>
+          <w:szCs w:val="24"/>
+          <w:lang w:val="en-IN"/>
+        </w:rPr>
         <w:t>(</w:t>
       </w:r>
       <w:proofErr w:type="spellStart"/>
@@ -5181,6 +5238,7 @@
           <w:numId w:val="17"/>
         </w:numPr>
         <w:spacing w:before="125" w:line="276" w:lineRule="auto"/>
+        <w:jc w:val="both"/>
         <w:rPr>
           <w:b w:val="0"/>
           <w:bCs w:val="0"/>
@@ -5230,6 +5288,7 @@
           <w:numId w:val="17"/>
         </w:numPr>
         <w:spacing w:before="125" w:line="276" w:lineRule="auto"/>
+        <w:jc w:val="both"/>
         <w:rPr>
           <w:b w:val="0"/>
           <w:bCs w:val="0"/>
@@ -5275,6 +5334,7 @@
       <w:pPr>
         <w:pStyle w:val="BodyText"/>
         <w:spacing w:before="125" w:line="276" w:lineRule="auto"/>
+        <w:jc w:val="both"/>
         <w:rPr>
           <w:b w:val="0"/>
           <w:bCs w:val="0"/>
@@ -5298,22 +5358,24 @@
       <w:pPr>
         <w:pStyle w:val="BodyText"/>
         <w:spacing w:before="125" w:line="276" w:lineRule="auto"/>
-        <w:rPr>
-          <w:b w:val="0"/>
-          <w:bCs w:val="0"/>
-          <w:sz w:val="24"/>
-          <w:szCs w:val="24"/>
-          <w:lang w:val="en-IN"/>
-        </w:rPr>
-      </w:pPr>
-      <w:r>
-        <w:rPr>
-          <w:b w:val="0"/>
-          <w:bCs w:val="0"/>
-          <w:sz w:val="24"/>
-          <w:szCs w:val="24"/>
-          <w:lang w:val="en-IN"/>
-        </w:rPr>
+        <w:jc w:val="both"/>
+        <w:rPr>
+          <w:b w:val="0"/>
+          <w:bCs w:val="0"/>
+          <w:sz w:val="24"/>
+          <w:szCs w:val="24"/>
+          <w:lang w:val="en-IN"/>
+        </w:rPr>
+      </w:pPr>
+      <w:r>
+        <w:rPr>
+          <w:b w:val="0"/>
+          <w:bCs w:val="0"/>
+          <w:sz w:val="24"/>
+          <w:szCs w:val="24"/>
+          <w:lang w:val="en-IN"/>
+        </w:rPr>
+        <w:lastRenderedPageBreak/>
         <w:t>[</w:t>
       </w:r>
       <w:proofErr w:type="spellStart"/>
@@ -5387,6 +5449,7 @@
       <w:pPr>
         <w:pStyle w:val="BodyText"/>
         <w:spacing w:before="125" w:line="276" w:lineRule="auto"/>
+        <w:jc w:val="both"/>
         <w:rPr>
           <w:b w:val="0"/>
           <w:bCs w:val="0"/>
@@ -5410,6 +5473,7 @@
       <w:pPr>
         <w:pStyle w:val="BodyText"/>
         <w:spacing w:before="125" w:line="276" w:lineRule="auto"/>
+        <w:jc w:val="both"/>
         <w:rPr>
           <w:b w:val="0"/>
           <w:bCs w:val="0"/>
@@ -5433,6 +5497,7 @@
       <w:pPr>
         <w:pStyle w:val="BodyText"/>
         <w:spacing w:before="125" w:line="276" w:lineRule="auto"/>
+        <w:jc w:val="both"/>
         <w:rPr>
           <w:b w:val="0"/>
           <w:bCs w:val="0"/>
@@ -5500,6 +5565,7 @@
       <w:pPr>
         <w:pStyle w:val="BodyText"/>
         <w:spacing w:before="125" w:line="276" w:lineRule="auto"/>
+        <w:jc w:val="both"/>
         <w:rPr>
           <w:b w:val="0"/>
           <w:bCs w:val="0"/>
@@ -5523,6 +5589,7 @@
       <w:pPr>
         <w:pStyle w:val="BodyText"/>
         <w:spacing w:before="125" w:line="276" w:lineRule="auto"/>
+        <w:jc w:val="both"/>
         <w:rPr>
           <w:b w:val="0"/>
           <w:bCs w:val="0"/>
@@ -5546,6 +5613,7 @@
       <w:pPr>
         <w:pStyle w:val="BodyText"/>
         <w:spacing w:before="125" w:line="276" w:lineRule="auto"/>
+        <w:jc w:val="both"/>
         <w:rPr>
           <w:b w:val="0"/>
           <w:bCs w:val="0"/>
@@ -5635,6 +5703,7 @@
       <w:pPr>
         <w:pStyle w:val="BodyText"/>
         <w:spacing w:before="125" w:line="276" w:lineRule="auto"/>
+        <w:jc w:val="both"/>
         <w:rPr>
           <w:b w:val="0"/>
           <w:bCs w:val="0"/>
@@ -5658,6 +5727,7 @@
       <w:pPr>
         <w:pStyle w:val="BodyText"/>
         <w:spacing w:before="125" w:line="276" w:lineRule="auto"/>
+        <w:jc w:val="both"/>
         <w:rPr>
           <w:b w:val="0"/>
           <w:bCs w:val="0"/>
@@ -5681,6 +5751,7 @@
       <w:pPr>
         <w:pStyle w:val="BodyText"/>
         <w:spacing w:before="125" w:line="276" w:lineRule="auto"/>
+        <w:jc w:val="both"/>
         <w:rPr>
           <w:b w:val="0"/>
           <w:bCs w:val="0"/>
@@ -5770,6 +5841,7 @@
       <w:pPr>
         <w:pStyle w:val="BodyText"/>
         <w:spacing w:before="125" w:line="276" w:lineRule="auto"/>
+        <w:jc w:val="both"/>
         <w:rPr>
           <w:b w:val="0"/>
           <w:bCs w:val="0"/>
@@ -5793,6 +5865,7 @@
       <w:pPr>
         <w:pStyle w:val="BodyText"/>
         <w:spacing w:before="125" w:line="276" w:lineRule="auto"/>
+        <w:jc w:val="both"/>
         <w:rPr>
           <w:b w:val="0"/>
           <w:bCs w:val="0"/>
@@ -5816,6 +5889,7 @@
       <w:pPr>
         <w:pStyle w:val="BodyText"/>
         <w:spacing w:before="125" w:line="276" w:lineRule="auto"/>
+        <w:jc w:val="both"/>
         <w:rPr>
           <w:b w:val="0"/>
           <w:bCs w:val="0"/>
@@ -5883,6 +5957,7 @@
       <w:pPr>
         <w:pStyle w:val="BodyText"/>
         <w:spacing w:before="125" w:line="276" w:lineRule="auto"/>
+        <w:jc w:val="both"/>
         <w:rPr>
           <w:b w:val="0"/>
           <w:bCs w:val="0"/>
@@ -5906,6 +5981,7 @@
       <w:pPr>
         <w:pStyle w:val="BodyText"/>
         <w:spacing w:before="125" w:line="276" w:lineRule="auto"/>
+        <w:jc w:val="both"/>
         <w:rPr>
           <w:sz w:val="24"/>
           <w:szCs w:val="24"/>
@@ -6061,6 +6137,7 @@
       <w:pPr>
         <w:pStyle w:val="BodyText"/>
         <w:spacing w:before="125" w:line="276" w:lineRule="auto"/>
+        <w:jc w:val="both"/>
         <w:rPr>
           <w:b w:val="0"/>
           <w:bCs w:val="0"/>
@@ -6084,6 +6161,7 @@
       <w:pPr>
         <w:pStyle w:val="BodyText"/>
         <w:spacing w:before="125" w:line="276" w:lineRule="auto"/>
+        <w:jc w:val="both"/>
         <w:rPr>
           <w:b w:val="0"/>
           <w:bCs w:val="0"/>
@@ -6151,6 +6229,7 @@
       <w:pPr>
         <w:pStyle w:val="BodyText"/>
         <w:spacing w:before="125" w:line="276" w:lineRule="auto"/>
+        <w:jc w:val="both"/>
         <w:rPr>
           <w:b w:val="0"/>
           <w:bCs w:val="0"/>
@@ -6174,6 +6253,7 @@
       <w:pPr>
         <w:pStyle w:val="BodyText"/>
         <w:spacing w:before="125" w:line="276" w:lineRule="auto"/>
+        <w:jc w:val="both"/>
         <w:rPr>
           <w:b w:val="0"/>
           <w:bCs w:val="0"/>
@@ -6219,6 +6299,7 @@
       <w:pPr>
         <w:pStyle w:val="BodyText"/>
         <w:spacing w:before="125" w:line="276" w:lineRule="auto"/>
+        <w:jc w:val="both"/>
         <w:rPr>
           <w:b w:val="0"/>
           <w:bCs w:val="0"/>
@@ -6242,6 +6323,7 @@
       <w:pPr>
         <w:pStyle w:val="BodyText"/>
         <w:spacing w:before="125" w:line="276" w:lineRule="auto"/>
+        <w:jc w:val="both"/>
         <w:rPr>
           <w:b w:val="0"/>
           <w:bCs w:val="0"/>
@@ -6287,6 +6369,7 @@
       <w:pPr>
         <w:pStyle w:val="BodyText"/>
         <w:spacing w:before="125" w:line="276" w:lineRule="auto"/>
+        <w:jc w:val="both"/>
         <w:rPr>
           <w:b w:val="0"/>
           <w:bCs w:val="0"/>
@@ -6310,6 +6393,7 @@
       <w:pPr>
         <w:pStyle w:val="BodyText"/>
         <w:spacing w:before="125" w:line="276" w:lineRule="auto"/>
+        <w:jc w:val="both"/>
         <w:rPr>
           <w:b w:val="0"/>
           <w:bCs w:val="0"/>
@@ -6355,23 +6439,23 @@
       <w:pPr>
         <w:pStyle w:val="BodyText"/>
         <w:spacing w:before="125" w:line="276" w:lineRule="auto"/>
-        <w:rPr>
-          <w:b w:val="0"/>
-          <w:bCs w:val="0"/>
-          <w:sz w:val="24"/>
-          <w:szCs w:val="24"/>
-          <w:lang w:val="en-IN"/>
-        </w:rPr>
-      </w:pPr>
-      <w:r>
-        <w:rPr>
-          <w:b w:val="0"/>
-          <w:bCs w:val="0"/>
-          <w:sz w:val="24"/>
-          <w:szCs w:val="24"/>
-          <w:lang w:val="en-IN"/>
-        </w:rPr>
-        <w:lastRenderedPageBreak/>
+        <w:jc w:val="both"/>
+        <w:rPr>
+          <w:b w:val="0"/>
+          <w:bCs w:val="0"/>
+          <w:sz w:val="24"/>
+          <w:szCs w:val="24"/>
+          <w:lang w:val="en-IN"/>
+        </w:rPr>
+      </w:pPr>
+      <w:r>
+        <w:rPr>
+          <w:b w:val="0"/>
+          <w:bCs w:val="0"/>
+          <w:sz w:val="24"/>
+          <w:szCs w:val="24"/>
+          <w:lang w:val="en-IN"/>
+        </w:rPr>
         <w:t>Hybrid score:</w:t>
       </w:r>
     </w:p>
@@ -6379,6 +6463,7 @@
       <w:pPr>
         <w:pStyle w:val="BodyText"/>
         <w:spacing w:before="125" w:line="276" w:lineRule="auto"/>
+        <w:jc w:val="both"/>
         <w:rPr>
           <w:b w:val="0"/>
           <w:bCs w:val="0"/>
@@ -6424,6 +6509,7 @@
       <w:pPr>
         <w:pStyle w:val="BodyText"/>
         <w:spacing w:before="125" w:line="276" w:lineRule="auto"/>
+        <w:jc w:val="both"/>
         <w:rPr>
           <w:b w:val="0"/>
           <w:bCs w:val="0"/>
@@ -6469,6 +6555,7 @@
       <w:pPr>
         <w:pStyle w:val="BodyText"/>
         <w:spacing w:before="125" w:line="276" w:lineRule="auto"/>
+        <w:jc w:val="both"/>
         <w:rPr>
           <w:b w:val="0"/>
           <w:bCs w:val="0"/>
@@ -6492,18 +6579,20 @@
       <w:pPr>
         <w:pStyle w:val="BodyText"/>
         <w:spacing w:before="125" w:line="276" w:lineRule="auto"/>
-        <w:rPr>
-          <w:sz w:val="24"/>
-          <w:szCs w:val="24"/>
-          <w:lang w:val="en-IN"/>
-        </w:rPr>
-      </w:pPr>
-      <w:r>
-        <w:rPr>
-          <w:sz w:val="24"/>
-          <w:szCs w:val="24"/>
-          <w:lang w:val="en-IN"/>
-        </w:rPr>
+        <w:jc w:val="both"/>
+        <w:rPr>
+          <w:sz w:val="24"/>
+          <w:szCs w:val="24"/>
+          <w:lang w:val="en-IN"/>
+        </w:rPr>
+      </w:pPr>
+      <w:r>
+        <w:rPr>
+          <w:sz w:val="24"/>
+          <w:szCs w:val="24"/>
+          <w:lang w:val="en-IN"/>
+        </w:rPr>
+        <w:lastRenderedPageBreak/>
         <w:t>Algorithms Used</w:t>
       </w:r>
     </w:p>
@@ -6511,6 +6600,7 @@
       <w:pPr>
         <w:pStyle w:val="BodyText"/>
         <w:spacing w:before="125" w:line="276" w:lineRule="auto"/>
+        <w:jc w:val="both"/>
         <w:rPr>
           <w:sz w:val="24"/>
           <w:szCs w:val="24"/>
@@ -6530,6 +6620,7 @@
       <w:pPr>
         <w:pStyle w:val="BodyText"/>
         <w:spacing w:before="125" w:line="276" w:lineRule="auto"/>
+        <w:jc w:val="both"/>
         <w:rPr>
           <w:b w:val="0"/>
           <w:bCs w:val="0"/>
@@ -6553,6 +6644,7 @@
       <w:pPr>
         <w:pStyle w:val="BodyText"/>
         <w:spacing w:before="125" w:line="276" w:lineRule="auto"/>
+        <w:jc w:val="both"/>
         <w:rPr>
           <w:b w:val="0"/>
           <w:bCs w:val="0"/>
@@ -6576,6 +6668,7 @@
       <w:pPr>
         <w:pStyle w:val="BodyText"/>
         <w:spacing w:before="125" w:line="276" w:lineRule="auto"/>
+        <w:jc w:val="both"/>
         <w:rPr>
           <w:b w:val="0"/>
           <w:bCs w:val="0"/>
@@ -6643,6 +6736,7 @@
       <w:pPr>
         <w:pStyle w:val="BodyText"/>
         <w:spacing w:before="125" w:line="276" w:lineRule="auto"/>
+        <w:jc w:val="both"/>
         <w:rPr>
           <w:b w:val="0"/>
           <w:bCs w:val="0"/>
@@ -6688,6 +6782,7 @@
       <w:pPr>
         <w:pStyle w:val="BodyText"/>
         <w:spacing w:before="125" w:line="276" w:lineRule="auto"/>
+        <w:jc w:val="both"/>
         <w:rPr>
           <w:b w:val="0"/>
           <w:bCs w:val="0"/>
@@ -6711,6 +6806,7 @@
       <w:pPr>
         <w:pStyle w:val="BodyText"/>
         <w:spacing w:before="125" w:line="276" w:lineRule="auto"/>
+        <w:jc w:val="both"/>
         <w:rPr>
           <w:b w:val="0"/>
           <w:bCs w:val="0"/>
@@ -6734,6 +6830,7 @@
       <w:pPr>
         <w:pStyle w:val="BodyText"/>
         <w:spacing w:before="125" w:line="276" w:lineRule="auto"/>
+        <w:jc w:val="both"/>
         <w:rPr>
           <w:sz w:val="24"/>
           <w:szCs w:val="24"/>
@@ -6753,6 +6850,7 @@
       <w:pPr>
         <w:pStyle w:val="BodyText"/>
         <w:spacing w:before="125" w:line="276" w:lineRule="auto"/>
+        <w:jc w:val="both"/>
         <w:rPr>
           <w:b w:val="0"/>
           <w:bCs w:val="0"/>
@@ -6780,6 +6878,7 @@
           <w:numId w:val="19"/>
         </w:numPr>
         <w:spacing w:before="125" w:line="276" w:lineRule="auto"/>
+        <w:jc w:val="both"/>
         <w:rPr>
           <w:b w:val="0"/>
           <w:bCs w:val="0"/>
@@ -6829,6 +6928,7 @@
           <w:numId w:val="19"/>
         </w:numPr>
         <w:spacing w:before="125" w:line="276" w:lineRule="auto"/>
+        <w:jc w:val="both"/>
         <w:rPr>
           <w:b w:val="0"/>
           <w:bCs w:val="0"/>
@@ -6878,6 +6978,7 @@
           <w:numId w:val="19"/>
         </w:numPr>
         <w:spacing w:before="125" w:line="276" w:lineRule="auto"/>
+        <w:jc w:val="both"/>
         <w:rPr>
           <w:b w:val="0"/>
           <w:bCs w:val="0"/>
@@ -6905,6 +7006,7 @@
           <w:numId w:val="19"/>
         </w:numPr>
         <w:spacing w:before="125" w:line="276" w:lineRule="auto"/>
+        <w:jc w:val="both"/>
         <w:rPr>
           <w:b w:val="0"/>
           <w:bCs w:val="0"/>
@@ -6950,6 +7052,7 @@
       <w:pPr>
         <w:pStyle w:val="BodyText"/>
         <w:spacing w:before="125" w:line="276" w:lineRule="auto"/>
+        <w:jc w:val="both"/>
         <w:rPr>
           <w:sz w:val="24"/>
           <w:szCs w:val="24"/>
@@ -7133,6 +7236,7 @@
       <w:pPr>
         <w:pStyle w:val="BodyText"/>
         <w:spacing w:before="125" w:line="276" w:lineRule="auto"/>
+        <w:jc w:val="both"/>
         <w:rPr>
           <w:sz w:val="24"/>
           <w:szCs w:val="24"/>
@@ -7303,7 +7407,6 @@
           <w:szCs w:val="24"/>
           <w:lang w:val="en-IN"/>
         </w:rPr>
-        <w:lastRenderedPageBreak/>
         <w:t>Priority-score design: Define urgency-first, demand-first, distance-first, and hybrid formulas.</w:t>
       </w:r>
     </w:p>
@@ -7357,6 +7460,7 @@
         </w:tabs>
         <w:spacing w:line="276" w:lineRule="auto"/>
         <w:ind w:left="262"/>
+        <w:jc w:val="both"/>
         <w:rPr>
           <w:rFonts w:ascii="Times New Roman" w:hAnsi="Times New Roman" w:cs="Times New Roman"/>
           <w:b/>
@@ -7370,6 +7474,7 @@
           <w:bCs/>
           <w:color w:val="000000" w:themeColor="text1"/>
         </w:rPr>
+        <w:lastRenderedPageBreak/>
         <w:t>3.</w:t>
       </w:r>
       <w:r>
@@ -7396,6 +7501,7 @@
       <w:pPr>
         <w:pStyle w:val="BodyText"/>
         <w:spacing w:before="126" w:line="276" w:lineRule="auto"/>
+        <w:jc w:val="both"/>
         <w:rPr>
           <w:sz w:val="24"/>
           <w:szCs w:val="24"/>
@@ -7425,6 +7531,7 @@
       <w:pPr>
         <w:pStyle w:val="BodyText"/>
         <w:spacing w:before="126" w:line="276" w:lineRule="auto"/>
+        <w:jc w:val="both"/>
         <w:rPr>
           <w:sz w:val="24"/>
           <w:szCs w:val="24"/>
@@ -7444,6 +7551,7 @@
       <w:pPr>
         <w:pStyle w:val="BodyText"/>
         <w:spacing w:before="126" w:line="276" w:lineRule="auto"/>
+        <w:jc w:val="both"/>
         <w:rPr>
           <w:b w:val="0"/>
           <w:bCs w:val="0"/>
@@ -7467,6 +7575,7 @@
       <w:pPr>
         <w:pStyle w:val="BodyText"/>
         <w:spacing w:before="126" w:line="276" w:lineRule="auto"/>
+        <w:jc w:val="both"/>
         <w:rPr>
           <w:sz w:val="24"/>
           <w:szCs w:val="24"/>
@@ -7687,6 +7796,7 @@
       <w:pPr>
         <w:pStyle w:val="BodyText"/>
         <w:spacing w:before="126" w:line="276" w:lineRule="auto"/>
+        <w:jc w:val="both"/>
         <w:rPr>
           <w:b w:val="0"/>
           <w:bCs w:val="0"/>
@@ -8185,37 +8295,12 @@
           <w:lang w:val="en-IN"/>
         </w:rPr>
       </w:pPr>
-    </w:p>
-    <w:p>
-      <w:pPr>
-        <w:pStyle w:val="BodyText"/>
-        <w:spacing w:before="126" w:line="276" w:lineRule="auto"/>
-        <w:jc w:val="both"/>
-        <w:rPr>
-          <w:sz w:val="24"/>
-          <w:szCs w:val="24"/>
-          <w:lang w:val="en-IN"/>
-        </w:rPr>
-      </w:pPr>
-    </w:p>
-    <w:p>
-      <w:pPr>
-        <w:pStyle w:val="BodyText"/>
-        <w:spacing w:before="126" w:line="276" w:lineRule="auto"/>
-        <w:jc w:val="both"/>
-        <w:rPr>
-          <w:sz w:val="24"/>
-          <w:szCs w:val="24"/>
-          <w:lang w:val="en-IN"/>
-        </w:rPr>
-      </w:pPr>
-      <w:r>
-        <w:rPr>
-          <w:sz w:val="24"/>
-          <w:szCs w:val="24"/>
-          <w:lang w:val="en-IN"/>
-        </w:rPr>
-        <w:lastRenderedPageBreak/>
+      <w:r>
+        <w:rPr>
+          <w:sz w:val="24"/>
+          <w:szCs w:val="24"/>
+          <w:lang w:val="en-IN"/>
+        </w:rPr>
         <w:t>Proposed Algorithm</w:t>
       </w:r>
     </w:p>
@@ -8348,6 +8433,7 @@
           <w:szCs w:val="24"/>
           <w:lang w:val="en-IN"/>
         </w:rPr>
+        <w:lastRenderedPageBreak/>
         <w:t>Step 2: Receive and Update Relief Requests</w:t>
       </w:r>
     </w:p>
@@ -8647,6 +8733,7 @@
       <w:pPr>
         <w:pStyle w:val="BodyText"/>
         <w:spacing w:before="126" w:line="276" w:lineRule="auto"/>
+        <w:jc w:val="both"/>
         <w:rPr>
           <w:b w:val="0"/>
           <w:bCs w:val="0"/>
@@ -8670,6 +8757,7 @@
       <w:pPr>
         <w:pStyle w:val="BodyText"/>
         <w:spacing w:before="126" w:line="276" w:lineRule="auto"/>
+        <w:jc w:val="both"/>
         <w:rPr>
           <w:b w:val="0"/>
           <w:bCs w:val="0"/>
@@ -8693,6 +8781,7 @@
       <w:pPr>
         <w:pStyle w:val="BodyText"/>
         <w:spacing w:before="126" w:line="276" w:lineRule="auto"/>
+        <w:jc w:val="both"/>
         <w:rPr>
           <w:b w:val="0"/>
           <w:bCs w:val="0"/>
@@ -8716,6 +8805,7 @@
       <w:pPr>
         <w:pStyle w:val="BodyText"/>
         <w:spacing w:before="126" w:line="276" w:lineRule="auto"/>
+        <w:jc w:val="both"/>
         <w:rPr>
           <w:b w:val="0"/>
           <w:bCs w:val="0"/>
@@ -8875,6 +8965,7 @@
       <w:pPr>
         <w:pStyle w:val="BodyText"/>
         <w:spacing w:before="126" w:line="276" w:lineRule="auto"/>
+        <w:jc w:val="both"/>
         <w:rPr>
           <w:b w:val="0"/>
           <w:bCs w:val="0"/>
@@ -9091,7 +9182,6 @@
           <w:szCs w:val="24"/>
           <w:lang w:val="en-IN"/>
         </w:rPr>
-        <w:lastRenderedPageBreak/>
         <w:t>The delivery quantity is calculated as:</w:t>
       </w:r>
     </w:p>
@@ -9099,6 +9189,7 @@
       <w:pPr>
         <w:pStyle w:val="BodyText"/>
         <w:spacing w:before="126" w:line="276" w:lineRule="auto"/>
+        <w:jc w:val="both"/>
         <w:rPr>
           <w:b w:val="0"/>
           <w:bCs w:val="0"/>
@@ -9210,6 +9301,7 @@
       <w:pPr>
         <w:pStyle w:val="BodyText"/>
         <w:spacing w:before="126" w:line="276" w:lineRule="auto"/>
+        <w:jc w:val="both"/>
         <w:rPr>
           <w:b w:val="0"/>
           <w:bCs w:val="0"/>
@@ -9233,6 +9325,7 @@
       <w:pPr>
         <w:pStyle w:val="BodyText"/>
         <w:spacing w:before="126" w:line="276" w:lineRule="auto"/>
+        <w:jc w:val="both"/>
         <w:rPr>
           <w:b w:val="0"/>
           <w:bCs w:val="0"/>
@@ -9300,6 +9393,7 @@
       <w:pPr>
         <w:pStyle w:val="BodyText"/>
         <w:spacing w:before="126" w:line="276" w:lineRule="auto"/>
+        <w:jc w:val="both"/>
         <w:rPr>
           <w:b w:val="0"/>
           <w:bCs w:val="0"/>
@@ -9367,22 +9461,24 @@
       <w:pPr>
         <w:pStyle w:val="BodyText"/>
         <w:spacing w:before="126" w:line="276" w:lineRule="auto"/>
-        <w:rPr>
-          <w:b w:val="0"/>
-          <w:bCs w:val="0"/>
-          <w:sz w:val="24"/>
-          <w:szCs w:val="24"/>
-          <w:lang w:val="en-IN"/>
-        </w:rPr>
-      </w:pPr>
-      <w:r>
-        <w:rPr>
-          <w:b w:val="0"/>
-          <w:bCs w:val="0"/>
-          <w:sz w:val="24"/>
-          <w:szCs w:val="24"/>
-          <w:lang w:val="en-IN"/>
-        </w:rPr>
+        <w:jc w:val="both"/>
+        <w:rPr>
+          <w:b w:val="0"/>
+          <w:bCs w:val="0"/>
+          <w:sz w:val="24"/>
+          <w:szCs w:val="24"/>
+          <w:lang w:val="en-IN"/>
+        </w:rPr>
+      </w:pPr>
+      <w:r>
+        <w:rPr>
+          <w:b w:val="0"/>
+          <w:bCs w:val="0"/>
+          <w:sz w:val="24"/>
+          <w:szCs w:val="24"/>
+          <w:lang w:val="en-IN"/>
+        </w:rPr>
+        <w:lastRenderedPageBreak/>
         <w:t>[</w:t>
       </w:r>
       <w:proofErr w:type="spellStart"/>
@@ -10087,7 +10183,6 @@
           <w:szCs w:val="24"/>
           <w:lang w:val="en-IN"/>
         </w:rPr>
-        <w:lastRenderedPageBreak/>
         <w:t xml:space="preserve">    ELSE</w:t>
       </w:r>
     </w:p>
@@ -10208,6 +10303,7 @@
           <w:szCs w:val="24"/>
           <w:lang w:val="en-IN"/>
         </w:rPr>
+        <w:lastRenderedPageBreak/>
         <w:t xml:space="preserve">    Rebuild max-heap</w:t>
       </w:r>
     </w:p>
@@ -10282,6 +10378,7 @@
       <w:pPr>
         <w:pStyle w:val="BodyText"/>
         <w:spacing w:before="126" w:line="276" w:lineRule="auto"/>
+        <w:jc w:val="both"/>
         <w:rPr>
           <w:sz w:val="24"/>
           <w:szCs w:val="24"/>
@@ -11010,6 +11107,7 @@
     <w:p>
       <w:pPr>
         <w:spacing w:line="276" w:lineRule="auto"/>
+        <w:jc w:val="both"/>
         <w:rPr>
           <w:rFonts w:eastAsiaTheme="majorEastAsia"/>
           <w:b/>
@@ -11028,6 +11126,7 @@
         </w:tabs>
         <w:spacing w:line="276" w:lineRule="auto"/>
         <w:ind w:left="262"/>
+        <w:jc w:val="both"/>
         <w:rPr>
           <w:rFonts w:ascii="Times New Roman" w:hAnsi="Times New Roman" w:cs="Times New Roman"/>
           <w:b/>
@@ -11327,151 +11426,151 @@
           <w:sz w:val="24"/>
           <w:szCs w:val="24"/>
         </w:rPr>
+        <w:t xml:space="preserve">    char </w:t>
+      </w:r>
+      <w:proofErr w:type="gramStart"/>
+      <w:r>
+        <w:rPr>
+          <w:sz w:val="24"/>
+          <w:szCs w:val="24"/>
+        </w:rPr>
+        <w:t>name[</w:t>
+      </w:r>
+      <w:proofErr w:type="gramEnd"/>
+      <w:r>
+        <w:rPr>
+          <w:sz w:val="24"/>
+          <w:szCs w:val="24"/>
+        </w:rPr>
+        <w:t>30];</w:t>
+      </w:r>
+    </w:p>
+    <w:p>
+      <w:pPr>
+        <w:spacing w:line="276" w:lineRule="auto"/>
+        <w:jc w:val="both"/>
+        <w:rPr>
+          <w:sz w:val="24"/>
+          <w:szCs w:val="24"/>
+        </w:rPr>
+      </w:pPr>
+      <w:r>
+        <w:rPr>
+          <w:sz w:val="24"/>
+          <w:szCs w:val="24"/>
+        </w:rPr>
+        <w:t xml:space="preserve">    int node, stock;</w:t>
+      </w:r>
+    </w:p>
+    <w:p>
+      <w:pPr>
+        <w:spacing w:line="276" w:lineRule="auto"/>
+        <w:jc w:val="both"/>
+        <w:rPr>
+          <w:sz w:val="24"/>
+          <w:szCs w:val="24"/>
+        </w:rPr>
+      </w:pPr>
+      <w:r>
+        <w:rPr>
+          <w:sz w:val="24"/>
+          <w:szCs w:val="24"/>
+        </w:rPr>
+        <w:t>} Warehouse;</w:t>
+      </w:r>
+    </w:p>
+    <w:p>
+      <w:pPr>
+        <w:spacing w:line="276" w:lineRule="auto"/>
+        <w:jc w:val="both"/>
+        <w:rPr>
+          <w:sz w:val="24"/>
+          <w:szCs w:val="24"/>
+        </w:rPr>
+      </w:pPr>
+    </w:p>
+    <w:p>
+      <w:pPr>
+        <w:spacing w:line="276" w:lineRule="auto"/>
+        <w:jc w:val="both"/>
+        <w:rPr>
+          <w:sz w:val="24"/>
+          <w:szCs w:val="24"/>
+        </w:rPr>
+      </w:pPr>
+      <w:r>
+        <w:rPr>
+          <w:sz w:val="24"/>
+          <w:szCs w:val="24"/>
+        </w:rPr>
+        <w:t>typedef struct {</w:t>
+      </w:r>
+    </w:p>
+    <w:p>
+      <w:pPr>
+        <w:spacing w:line="276" w:lineRule="auto"/>
+        <w:jc w:val="both"/>
+        <w:rPr>
+          <w:sz w:val="24"/>
+          <w:szCs w:val="24"/>
+        </w:rPr>
+      </w:pPr>
+      <w:r>
+        <w:rPr>
+          <w:sz w:val="24"/>
+          <w:szCs w:val="24"/>
+        </w:rPr>
+        <w:t xml:space="preserve">    char </w:t>
+      </w:r>
+      <w:proofErr w:type="gramStart"/>
+      <w:r>
+        <w:rPr>
+          <w:sz w:val="24"/>
+          <w:szCs w:val="24"/>
+        </w:rPr>
+        <w:t>name[</w:t>
+      </w:r>
+      <w:proofErr w:type="gramEnd"/>
+      <w:r>
+        <w:rPr>
+          <w:sz w:val="24"/>
+          <w:szCs w:val="24"/>
+        </w:rPr>
+        <w:t>30];</w:t>
+      </w:r>
+    </w:p>
+    <w:p>
+      <w:pPr>
+        <w:spacing w:line="276" w:lineRule="auto"/>
+        <w:jc w:val="both"/>
+        <w:rPr>
+          <w:sz w:val="24"/>
+          <w:szCs w:val="24"/>
+        </w:rPr>
+      </w:pPr>
+      <w:r>
+        <w:rPr>
+          <w:sz w:val="24"/>
+          <w:szCs w:val="24"/>
+        </w:rPr>
+        <w:t xml:space="preserve">    int node, demand, urgency, waiting;</w:t>
+      </w:r>
+    </w:p>
+    <w:p>
+      <w:pPr>
+        <w:spacing w:line="276" w:lineRule="auto"/>
+        <w:jc w:val="both"/>
+        <w:rPr>
+          <w:sz w:val="24"/>
+          <w:szCs w:val="24"/>
+        </w:rPr>
+      </w:pPr>
+      <w:r>
+        <w:rPr>
+          <w:sz w:val="24"/>
+          <w:szCs w:val="24"/>
+        </w:rPr>
         <w:lastRenderedPageBreak/>
-        <w:t xml:space="preserve">    char </w:t>
-      </w:r>
-      <w:proofErr w:type="gramStart"/>
-      <w:r>
-        <w:rPr>
-          <w:sz w:val="24"/>
-          <w:szCs w:val="24"/>
-        </w:rPr>
-        <w:t>name[</w:t>
-      </w:r>
-      <w:proofErr w:type="gramEnd"/>
-      <w:r>
-        <w:rPr>
-          <w:sz w:val="24"/>
-          <w:szCs w:val="24"/>
-        </w:rPr>
-        <w:t>30];</w:t>
-      </w:r>
-    </w:p>
-    <w:p>
-      <w:pPr>
-        <w:spacing w:line="276" w:lineRule="auto"/>
-        <w:jc w:val="both"/>
-        <w:rPr>
-          <w:sz w:val="24"/>
-          <w:szCs w:val="24"/>
-        </w:rPr>
-      </w:pPr>
-      <w:r>
-        <w:rPr>
-          <w:sz w:val="24"/>
-          <w:szCs w:val="24"/>
-        </w:rPr>
-        <w:t xml:space="preserve">    int node, stock;</w:t>
-      </w:r>
-    </w:p>
-    <w:p>
-      <w:pPr>
-        <w:spacing w:line="276" w:lineRule="auto"/>
-        <w:jc w:val="both"/>
-        <w:rPr>
-          <w:sz w:val="24"/>
-          <w:szCs w:val="24"/>
-        </w:rPr>
-      </w:pPr>
-      <w:r>
-        <w:rPr>
-          <w:sz w:val="24"/>
-          <w:szCs w:val="24"/>
-        </w:rPr>
-        <w:t>} Warehouse;</w:t>
-      </w:r>
-    </w:p>
-    <w:p>
-      <w:pPr>
-        <w:spacing w:line="276" w:lineRule="auto"/>
-        <w:jc w:val="both"/>
-        <w:rPr>
-          <w:sz w:val="24"/>
-          <w:szCs w:val="24"/>
-        </w:rPr>
-      </w:pPr>
-    </w:p>
-    <w:p>
-      <w:pPr>
-        <w:spacing w:line="276" w:lineRule="auto"/>
-        <w:jc w:val="both"/>
-        <w:rPr>
-          <w:sz w:val="24"/>
-          <w:szCs w:val="24"/>
-        </w:rPr>
-      </w:pPr>
-      <w:r>
-        <w:rPr>
-          <w:sz w:val="24"/>
-          <w:szCs w:val="24"/>
-        </w:rPr>
-        <w:t>typedef struct {</w:t>
-      </w:r>
-    </w:p>
-    <w:p>
-      <w:pPr>
-        <w:spacing w:line="276" w:lineRule="auto"/>
-        <w:jc w:val="both"/>
-        <w:rPr>
-          <w:sz w:val="24"/>
-          <w:szCs w:val="24"/>
-        </w:rPr>
-      </w:pPr>
-      <w:r>
-        <w:rPr>
-          <w:sz w:val="24"/>
-          <w:szCs w:val="24"/>
-        </w:rPr>
-        <w:t xml:space="preserve">    char </w:t>
-      </w:r>
-      <w:proofErr w:type="gramStart"/>
-      <w:r>
-        <w:rPr>
-          <w:sz w:val="24"/>
-          <w:szCs w:val="24"/>
-        </w:rPr>
-        <w:t>name[</w:t>
-      </w:r>
-      <w:proofErr w:type="gramEnd"/>
-      <w:r>
-        <w:rPr>
-          <w:sz w:val="24"/>
-          <w:szCs w:val="24"/>
-        </w:rPr>
-        <w:t>30];</w:t>
-      </w:r>
-    </w:p>
-    <w:p>
-      <w:pPr>
-        <w:spacing w:line="276" w:lineRule="auto"/>
-        <w:jc w:val="both"/>
-        <w:rPr>
-          <w:sz w:val="24"/>
-          <w:szCs w:val="24"/>
-        </w:rPr>
-      </w:pPr>
-      <w:r>
-        <w:rPr>
-          <w:sz w:val="24"/>
-          <w:szCs w:val="24"/>
-        </w:rPr>
-        <w:t xml:space="preserve">    int node, demand, urgency, waiting;</w:t>
-      </w:r>
-    </w:p>
-    <w:p>
-      <w:pPr>
-        <w:spacing w:line="276" w:lineRule="auto"/>
-        <w:jc w:val="both"/>
-        <w:rPr>
-          <w:sz w:val="24"/>
-          <w:szCs w:val="24"/>
-        </w:rPr>
-      </w:pPr>
-      <w:r>
-        <w:rPr>
-          <w:sz w:val="24"/>
-          <w:szCs w:val="24"/>
-        </w:rPr>
         <w:t xml:space="preserve">    float priority;</w:t>
       </w:r>
     </w:p>
@@ -13567,7 +13666,6 @@
           <w:sz w:val="24"/>
           <w:szCs w:val="24"/>
         </w:rPr>
-        <w:lastRenderedPageBreak/>
         <w:t xml:space="preserve">        swap(&amp;heap[</w:t>
       </w:r>
       <w:proofErr w:type="spellStart"/>
@@ -13778,6 +13876,7 @@
           <w:sz w:val="24"/>
           <w:szCs w:val="24"/>
         </w:rPr>
+        <w:lastRenderedPageBreak/>
         <w:t xml:space="preserve">    </w:t>
       </w:r>
       <w:proofErr w:type="gramStart"/>
@@ -14928,7 +15027,6 @@
           <w:sz w:val="24"/>
           <w:szCs w:val="24"/>
         </w:rPr>
-        <w:lastRenderedPageBreak/>
         <w:t xml:space="preserve">                quantity = VEHICLE_CAPACITY;</w:t>
       </w:r>
     </w:p>
@@ -15123,6 +15221,7 @@
           <w:sz w:val="24"/>
           <w:szCs w:val="24"/>
         </w:rPr>
+        <w:lastRenderedPageBreak/>
         <w:t xml:space="preserve">        }</w:t>
       </w:r>
     </w:p>
@@ -16356,6 +16455,7 @@
           <w:sz w:val="24"/>
           <w:szCs w:val="24"/>
         </w:rPr>
+        <w:lastRenderedPageBreak/>
         <w:t xml:space="preserve">    }</w:t>
       </w:r>
     </w:p>
@@ -16406,6 +16506,7 @@
     <w:p>
       <w:pPr>
         <w:spacing w:line="276" w:lineRule="auto"/>
+        <w:jc w:val="both"/>
         <w:rPr>
           <w:sz w:val="24"/>
           <w:szCs w:val="24"/>
@@ -16420,6 +16521,7 @@
         </w:tabs>
         <w:spacing w:line="276" w:lineRule="auto"/>
         <w:ind w:left="262"/>
+        <w:jc w:val="both"/>
         <w:rPr>
           <w:rFonts w:ascii="Times New Roman" w:hAnsi="Times New Roman" w:cs="Times New Roman"/>
           <w:b/>
@@ -16970,6 +17072,7 @@
       <w:pPr>
         <w:pStyle w:val="BodyText"/>
         <w:spacing w:before="5" w:line="276" w:lineRule="auto"/>
+        <w:jc w:val="both"/>
         <w:rPr>
           <w:b w:val="0"/>
           <w:bCs w:val="0"/>
@@ -16987,6 +17090,7 @@
         </w:tabs>
         <w:spacing w:line="276" w:lineRule="auto"/>
         <w:ind w:left="262"/>
+        <w:jc w:val="both"/>
         <w:rPr>
           <w:rFonts w:ascii="Times New Roman" w:hAnsi="Times New Roman" w:cs="Times New Roman"/>
           <w:b/>
@@ -17041,7 +17145,7 @@
     <w:p>
       <w:pPr>
         <w:spacing w:line="276" w:lineRule="auto"/>
-        <w:jc w:val="center"/>
+        <w:jc w:val="both"/>
         <w:rPr>
           <w:sz w:val="24"/>
           <w:szCs w:val="24"/>
@@ -17091,6 +17195,7 @@
         </w:tabs>
         <w:spacing w:line="276" w:lineRule="auto"/>
         <w:ind w:left="262"/>
+        <w:jc w:val="both"/>
         <w:rPr>
           <w:rFonts w:ascii="Times New Roman" w:hAnsi="Times New Roman" w:cs="Times New Roman"/>
           <w:b/>
@@ -17764,6 +17869,7 @@
         </w:tabs>
         <w:spacing w:line="276" w:lineRule="auto"/>
         <w:ind w:left="23"/>
+        <w:jc w:val="both"/>
         <w:rPr>
           <w:rFonts w:ascii="Times New Roman" w:hAnsi="Times New Roman" w:cs="Times New Roman"/>
           <w:b/>
@@ -17955,6 +18061,7 @@
         </w:tabs>
         <w:spacing w:line="276" w:lineRule="auto"/>
         <w:ind w:left="23"/>
+        <w:jc w:val="both"/>
         <w:rPr>
           <w:rFonts w:ascii="Times New Roman" w:hAnsi="Times New Roman" w:cs="Times New Roman"/>
           <w:b/>
@@ -18162,6 +18269,7 @@
         </w:tabs>
         <w:spacing w:before="1" w:line="276" w:lineRule="auto"/>
         <w:ind w:left="23"/>
+        <w:jc w:val="both"/>
         <w:rPr>
           <w:rFonts w:ascii="Times New Roman" w:hAnsi="Times New Roman" w:cs="Times New Roman"/>
           <w:b/>
@@ -18351,6 +18459,7 @@
     <w:p>
       <w:pPr>
         <w:spacing w:line="276" w:lineRule="auto"/>
+        <w:jc w:val="both"/>
         <w:rPr>
           <w:rFonts w:eastAsiaTheme="majorEastAsia"/>
           <w:b/>
@@ -18381,6 +18490,7 @@
         </w:tabs>
         <w:spacing w:line="276" w:lineRule="auto"/>
         <w:ind w:left="23"/>
+        <w:jc w:val="both"/>
         <w:rPr>
           <w:rFonts w:ascii="Times New Roman" w:hAnsi="Times New Roman" w:cs="Times New Roman"/>
           <w:b/>
@@ -18413,6 +18523,7 @@
     <w:p>
       <w:pPr>
         <w:spacing w:line="276" w:lineRule="auto"/>
+        <w:jc w:val="both"/>
         <w:rPr>
           <w:sz w:val="24"/>
           <w:szCs w:val="24"/>
@@ -18924,6 +19035,7 @@
     <w:p>
       <w:pPr>
         <w:spacing w:line="276" w:lineRule="auto"/>
+        <w:jc w:val="both"/>
         <w:rPr>
           <w:b/>
           <w:bCs/>
@@ -18947,7 +19059,7 @@
         </w:tabs>
         <w:spacing w:line="276" w:lineRule="auto"/>
         <w:ind w:left="285" w:hanging="263"/>
-        <w:jc w:val="left"/>
+        <w:jc w:val="both"/>
       </w:pPr>
       <w:r>
         <w:lastRenderedPageBreak/>
@@ -18979,6 +19091,7 @@
       <w:pPr>
         <w:pStyle w:val="BodyText"/>
         <w:spacing w:before="1" w:after="1" w:line="276" w:lineRule="auto"/>
+        <w:jc w:val="both"/>
         <w:rPr>
           <w:b w:val="0"/>
           <w:sz w:val="13"/>
@@ -18988,7 +19101,7 @@
     <w:tbl>
       <w:tblPr>
         <w:tblW w:w="0" w:type="auto"/>
-        <w:tblInd w:w="37" w:type="dxa"/>
+        <w:jc w:val="center"/>
         <w:tblBorders>
           <w:top w:val="single" w:sz="6" w:space="0" w:color="000000"/>
           <w:left w:val="single" w:sz="6" w:space="0" w:color="000000"/>
@@ -19011,6 +19124,7 @@
       <w:tr>
         <w:trPr>
           <w:trHeight w:val="539"/>
+          <w:jc w:val="center"/>
         </w:trPr>
         <w:tc>
           <w:tcPr>
@@ -19020,7 +19134,7 @@
             <w:pPr>
               <w:pStyle w:val="TableParagraph"/>
               <w:spacing w:before="119" w:line="276" w:lineRule="auto"/>
-              <w:jc w:val="center"/>
+              <w:jc w:val="both"/>
               <w:rPr>
                 <w:b/>
                 <w:sz w:val="24"/>
@@ -19051,7 +19165,7 @@
             <w:pPr>
               <w:pStyle w:val="TableParagraph"/>
               <w:spacing w:before="119" w:line="276" w:lineRule="auto"/>
-              <w:jc w:val="center"/>
+              <w:jc w:val="both"/>
               <w:rPr>
                 <w:b/>
                 <w:sz w:val="24"/>
@@ -19071,6 +19185,7 @@
       <w:tr>
         <w:trPr>
           <w:trHeight w:val="524"/>
+          <w:jc w:val="center"/>
         </w:trPr>
         <w:tc>
           <w:tcPr>
@@ -19081,6 +19196,7 @@
               <w:pStyle w:val="TableParagraph"/>
               <w:spacing w:before="106" w:line="276" w:lineRule="auto"/>
               <w:ind w:left="97"/>
+              <w:jc w:val="both"/>
               <w:rPr>
                 <w:sz w:val="24"/>
               </w:rPr>
@@ -19108,7 +19224,7 @@
             <w:pPr>
               <w:pStyle w:val="TableParagraph"/>
               <w:spacing w:before="106" w:line="276" w:lineRule="auto"/>
-              <w:jc w:val="center"/>
+              <w:jc w:val="both"/>
               <w:rPr>
                 <w:sz w:val="24"/>
               </w:rPr>
@@ -19126,6 +19242,7 @@
       <w:tr>
         <w:trPr>
           <w:trHeight w:val="524"/>
+          <w:jc w:val="center"/>
         </w:trPr>
         <w:tc>
           <w:tcPr>
@@ -19136,6 +19253,7 @@
               <w:pStyle w:val="TableParagraph"/>
               <w:spacing w:before="109" w:line="276" w:lineRule="auto"/>
               <w:ind w:left="97"/>
+              <w:jc w:val="both"/>
               <w:rPr>
                 <w:sz w:val="24"/>
               </w:rPr>
@@ -19163,7 +19281,7 @@
             <w:pPr>
               <w:pStyle w:val="TableParagraph"/>
               <w:spacing w:before="109" w:line="276" w:lineRule="auto"/>
-              <w:jc w:val="center"/>
+              <w:jc w:val="both"/>
               <w:rPr>
                 <w:sz w:val="24"/>
               </w:rPr>
@@ -19181,6 +19299,7 @@
       <w:tr>
         <w:trPr>
           <w:trHeight w:val="524"/>
+          <w:jc w:val="center"/>
         </w:trPr>
         <w:tc>
           <w:tcPr>
@@ -19191,6 +19310,7 @@
               <w:pStyle w:val="TableParagraph"/>
               <w:spacing w:before="111" w:line="276" w:lineRule="auto"/>
               <w:ind w:left="97"/>
+              <w:jc w:val="both"/>
               <w:rPr>
                 <w:sz w:val="24"/>
               </w:rPr>
@@ -19218,7 +19338,7 @@
             <w:pPr>
               <w:pStyle w:val="TableParagraph"/>
               <w:spacing w:before="111" w:line="276" w:lineRule="auto"/>
-              <w:jc w:val="center"/>
+              <w:jc w:val="both"/>
               <w:rPr>
                 <w:sz w:val="24"/>
               </w:rPr>
@@ -19236,6 +19356,7 @@
       <w:tr>
         <w:trPr>
           <w:trHeight w:val="524"/>
+          <w:jc w:val="center"/>
         </w:trPr>
         <w:tc>
           <w:tcPr>
@@ -19246,6 +19367,7 @@
               <w:pStyle w:val="TableParagraph"/>
               <w:spacing w:before="113" w:line="276" w:lineRule="auto"/>
               <w:ind w:left="97"/>
+              <w:jc w:val="both"/>
               <w:rPr>
                 <w:sz w:val="24"/>
               </w:rPr>
@@ -19273,7 +19395,7 @@
             <w:pPr>
               <w:pStyle w:val="TableParagraph"/>
               <w:spacing w:before="113" w:line="276" w:lineRule="auto"/>
-              <w:jc w:val="center"/>
+              <w:jc w:val="both"/>
               <w:rPr>
                 <w:sz w:val="24"/>
               </w:rPr>
@@ -19291,6 +19413,7 @@
       <w:tr>
         <w:trPr>
           <w:trHeight w:val="524"/>
+          <w:jc w:val="center"/>
         </w:trPr>
         <w:tc>
           <w:tcPr>
@@ -19301,6 +19424,7 @@
               <w:pStyle w:val="TableParagraph"/>
               <w:spacing w:before="116" w:line="276" w:lineRule="auto"/>
               <w:ind w:left="97"/>
+              <w:jc w:val="both"/>
               <w:rPr>
                 <w:sz w:val="24"/>
               </w:rPr>
@@ -19328,7 +19452,7 @@
             <w:pPr>
               <w:pStyle w:val="TableParagraph"/>
               <w:spacing w:before="116" w:line="276" w:lineRule="auto"/>
-              <w:jc w:val="center"/>
+              <w:jc w:val="both"/>
               <w:rPr>
                 <w:sz w:val="24"/>
               </w:rPr>
@@ -19346,6 +19470,7 @@
       <w:tr>
         <w:trPr>
           <w:trHeight w:val="539"/>
+          <w:jc w:val="center"/>
         </w:trPr>
         <w:tc>
           <w:tcPr>
@@ -19356,6 +19481,7 @@
               <w:pStyle w:val="TableParagraph"/>
               <w:spacing w:before="118" w:line="276" w:lineRule="auto"/>
               <w:ind w:left="97"/>
+              <w:jc w:val="both"/>
               <w:rPr>
                 <w:sz w:val="24"/>
               </w:rPr>
@@ -19416,7 +19542,7 @@
             <w:pPr>
               <w:pStyle w:val="TableParagraph"/>
               <w:spacing w:before="118" w:line="276" w:lineRule="auto"/>
-              <w:jc w:val="center"/>
+              <w:jc w:val="both"/>
               <w:rPr>
                 <w:sz w:val="24"/>
               </w:rPr>
@@ -19434,6 +19560,7 @@
       <w:tr>
         <w:trPr>
           <w:trHeight w:val="524"/>
+          <w:jc w:val="center"/>
         </w:trPr>
         <w:tc>
           <w:tcPr>
@@ -19444,6 +19571,7 @@
               <w:pStyle w:val="TableParagraph"/>
               <w:spacing w:before="105" w:line="276" w:lineRule="auto"/>
               <w:ind w:left="97"/>
+              <w:jc w:val="both"/>
               <w:rPr>
                 <w:sz w:val="24"/>
               </w:rPr>
@@ -19536,7 +19664,7 @@
             <w:pPr>
               <w:pStyle w:val="TableParagraph"/>
               <w:spacing w:before="105" w:line="276" w:lineRule="auto"/>
-              <w:jc w:val="center"/>
+              <w:jc w:val="both"/>
               <w:rPr>
                 <w:sz w:val="24"/>
               </w:rPr>
@@ -19554,6 +19682,7 @@
       <w:tr>
         <w:trPr>
           <w:trHeight w:val="524"/>
+          <w:jc w:val="center"/>
         </w:trPr>
         <w:tc>
           <w:tcPr>
@@ -19564,6 +19693,7 @@
               <w:pStyle w:val="TableParagraph"/>
               <w:spacing w:before="108" w:line="276" w:lineRule="auto"/>
               <w:ind w:left="97"/>
+              <w:jc w:val="both"/>
               <w:rPr>
                 <w:sz w:val="24"/>
               </w:rPr>
@@ -19624,7 +19754,7 @@
             <w:pPr>
               <w:pStyle w:val="TableParagraph"/>
               <w:spacing w:before="108" w:line="276" w:lineRule="auto"/>
-              <w:jc w:val="center"/>
+              <w:jc w:val="both"/>
               <w:rPr>
                 <w:sz w:val="24"/>
               </w:rPr>
@@ -19642,6 +19772,7 @@
       <w:tr>
         <w:trPr>
           <w:trHeight w:val="524"/>
+          <w:jc w:val="center"/>
         </w:trPr>
         <w:tc>
           <w:tcPr>
@@ -19652,6 +19783,7 @@
               <w:pStyle w:val="TableParagraph"/>
               <w:spacing w:before="110" w:line="276" w:lineRule="auto"/>
               <w:ind w:left="97"/>
+              <w:jc w:val="both"/>
               <w:rPr>
                 <w:b/>
                 <w:sz w:val="24"/>
@@ -19675,7 +19807,7 @@
             <w:pPr>
               <w:pStyle w:val="TableParagraph"/>
               <w:spacing w:before="110" w:line="276" w:lineRule="auto"/>
-              <w:jc w:val="center"/>
+              <w:jc w:val="both"/>
               <w:rPr>
                 <w:b/>
                 <w:sz w:val="24"/>
@@ -19697,7 +19829,7 @@
       <w:pPr>
         <w:pStyle w:val="TableParagraph"/>
         <w:spacing w:line="276" w:lineRule="auto"/>
-        <w:jc w:val="center"/>
+        <w:jc w:val="both"/>
         <w:rPr>
           <w:b/>
           <w:sz w:val="24"/>
@@ -19721,7 +19853,7 @@
         </w:tabs>
         <w:spacing w:before="62" w:line="276" w:lineRule="auto"/>
         <w:ind w:left="353" w:hanging="331"/>
-        <w:jc w:val="left"/>
+        <w:jc w:val="both"/>
         <w:rPr>
           <w:sz w:val="24"/>
           <w:szCs w:val="24"/>
@@ -19756,6 +19888,7 @@
       <w:pPr>
         <w:pStyle w:val="BodyText"/>
         <w:spacing w:before="1" w:after="1" w:line="276" w:lineRule="auto"/>
+        <w:jc w:val="both"/>
         <w:rPr>
           <w:b w:val="0"/>
           <w:sz w:val="13"/>
@@ -19767,7 +19900,6 @@
         <w:tblpPr w:leftFromText="180" w:rightFromText="180" w:vertAnchor="text" w:tblpXSpec="center" w:tblpY="1"/>
         <w:tblOverlap w:val="never"/>
         <w:tblW w:w="0" w:type="auto"/>
-        <w:jc w:val="center"/>
         <w:tblBorders>
           <w:top w:val="single" w:sz="6" w:space="0" w:color="000000"/>
           <w:left w:val="single" w:sz="6" w:space="0" w:color="000000"/>
@@ -19793,7 +19925,6 @@
       <w:tr>
         <w:trPr>
           <w:trHeight w:val="539"/>
-          <w:jc w:val="center"/>
         </w:trPr>
         <w:tc>
           <w:tcPr>
@@ -19804,6 +19935,7 @@
               <w:pStyle w:val="TableParagraph"/>
               <w:spacing w:before="119" w:line="276" w:lineRule="auto"/>
               <w:ind w:left="583"/>
+              <w:jc w:val="both"/>
               <w:rPr>
                 <w:b/>
                 <w:sz w:val="24"/>
@@ -19835,6 +19967,7 @@
               <w:pStyle w:val="TableParagraph"/>
               <w:spacing w:before="119" w:line="276" w:lineRule="auto"/>
               <w:ind w:left="104"/>
+              <w:jc w:val="both"/>
               <w:rPr>
                 <w:b/>
                 <w:sz w:val="24"/>
@@ -19859,6 +19992,7 @@
               <w:pStyle w:val="TableParagraph"/>
               <w:spacing w:before="119" w:line="276" w:lineRule="auto"/>
               <w:ind w:left="104"/>
+              <w:jc w:val="both"/>
               <w:rPr>
                 <w:b/>
                 <w:sz w:val="24"/>
@@ -19882,7 +20016,7 @@
             <w:pPr>
               <w:pStyle w:val="TableParagraph"/>
               <w:spacing w:before="119" w:line="276" w:lineRule="auto"/>
-              <w:jc w:val="center"/>
+              <w:jc w:val="both"/>
               <w:rPr>
                 <w:b/>
                 <w:sz w:val="24"/>
@@ -19913,7 +20047,7 @@
             <w:pPr>
               <w:pStyle w:val="TableParagraph"/>
               <w:spacing w:before="119" w:line="276" w:lineRule="auto"/>
-              <w:jc w:val="center"/>
+              <w:jc w:val="both"/>
               <w:rPr>
                 <w:b/>
                 <w:sz w:val="24"/>
@@ -19933,7 +20067,6 @@
       <w:tr>
         <w:trPr>
           <w:trHeight w:val="524"/>
-          <w:jc w:val="center"/>
         </w:trPr>
         <w:tc>
           <w:tcPr>
@@ -19944,6 +20077,7 @@
               <w:pStyle w:val="TableParagraph"/>
               <w:spacing w:before="106" w:line="276" w:lineRule="auto"/>
               <w:ind w:left="97"/>
+              <w:jc w:val="both"/>
               <w:rPr>
                 <w:sz w:val="24"/>
               </w:rPr>
@@ -19971,6 +20105,7 @@
             <w:pPr>
               <w:pStyle w:val="TableParagraph"/>
               <w:spacing w:line="276" w:lineRule="auto"/>
+              <w:jc w:val="both"/>
               <w:rPr>
                 <w:sz w:val="24"/>
               </w:rPr>
@@ -19997,6 +20132,7 @@
             <w:pPr>
               <w:pStyle w:val="TableParagraph"/>
               <w:spacing w:line="276" w:lineRule="auto"/>
+              <w:jc w:val="both"/>
               <w:rPr>
                 <w:sz w:val="24"/>
               </w:rPr>
@@ -20011,7 +20147,7 @@
             <w:pPr>
               <w:pStyle w:val="TableParagraph"/>
               <w:spacing w:before="106" w:line="276" w:lineRule="auto"/>
-              <w:jc w:val="center"/>
+              <w:jc w:val="both"/>
               <w:rPr>
                 <w:sz w:val="24"/>
               </w:rPr>
@@ -20033,7 +20169,7 @@
             <w:pPr>
               <w:pStyle w:val="TableParagraph"/>
               <w:spacing w:before="106" w:line="276" w:lineRule="auto"/>
-              <w:jc w:val="center"/>
+              <w:jc w:val="both"/>
               <w:rPr>
                 <w:sz w:val="24"/>
               </w:rPr>
@@ -20051,7 +20187,6 @@
       <w:tr>
         <w:trPr>
           <w:trHeight w:val="524"/>
-          <w:jc w:val="center"/>
         </w:trPr>
         <w:tc>
           <w:tcPr>
@@ -20062,6 +20197,7 @@
               <w:pStyle w:val="TableParagraph"/>
               <w:spacing w:before="108" w:line="276" w:lineRule="auto"/>
               <w:ind w:left="97"/>
+              <w:jc w:val="both"/>
               <w:rPr>
                 <w:sz w:val="24"/>
               </w:rPr>
@@ -20089,6 +20225,7 @@
             <w:pPr>
               <w:pStyle w:val="TableParagraph"/>
               <w:spacing w:line="276" w:lineRule="auto"/>
+              <w:jc w:val="both"/>
               <w:rPr>
                 <w:sz w:val="24"/>
               </w:rPr>
@@ -20109,6 +20246,7 @@
             <w:pPr>
               <w:pStyle w:val="TableParagraph"/>
               <w:spacing w:line="276" w:lineRule="auto"/>
+              <w:jc w:val="both"/>
               <w:rPr>
                 <w:sz w:val="24"/>
               </w:rPr>
@@ -20123,7 +20261,7 @@
             <w:pPr>
               <w:pStyle w:val="TableParagraph"/>
               <w:spacing w:before="108" w:line="276" w:lineRule="auto"/>
-              <w:jc w:val="center"/>
+              <w:jc w:val="both"/>
               <w:rPr>
                 <w:sz w:val="24"/>
               </w:rPr>
@@ -20145,7 +20283,7 @@
             <w:pPr>
               <w:pStyle w:val="TableParagraph"/>
               <w:spacing w:before="108" w:line="276" w:lineRule="auto"/>
-              <w:jc w:val="center"/>
+              <w:jc w:val="both"/>
               <w:rPr>
                 <w:sz w:val="24"/>
               </w:rPr>
@@ -20163,7 +20301,6 @@
       <w:tr>
         <w:trPr>
           <w:trHeight w:val="524"/>
-          <w:jc w:val="center"/>
         </w:trPr>
         <w:tc>
           <w:tcPr>
@@ -20174,6 +20311,7 @@
               <w:pStyle w:val="TableParagraph"/>
               <w:spacing w:before="111" w:line="276" w:lineRule="auto"/>
               <w:ind w:left="97"/>
+              <w:jc w:val="both"/>
               <w:rPr>
                 <w:sz w:val="24"/>
               </w:rPr>
@@ -20201,6 +20339,7 @@
             <w:pPr>
               <w:pStyle w:val="TableParagraph"/>
               <w:spacing w:line="276" w:lineRule="auto"/>
+              <w:jc w:val="both"/>
               <w:rPr>
                 <w:sz w:val="24"/>
               </w:rPr>
@@ -20227,6 +20366,7 @@
             <w:pPr>
               <w:pStyle w:val="TableParagraph"/>
               <w:spacing w:line="276" w:lineRule="auto"/>
+              <w:jc w:val="both"/>
               <w:rPr>
                 <w:sz w:val="24"/>
               </w:rPr>
@@ -20241,7 +20381,7 @@
             <w:pPr>
               <w:pStyle w:val="TableParagraph"/>
               <w:spacing w:before="111" w:line="276" w:lineRule="auto"/>
-              <w:jc w:val="center"/>
+              <w:jc w:val="both"/>
               <w:rPr>
                 <w:sz w:val="24"/>
               </w:rPr>
@@ -20263,7 +20403,7 @@
             <w:pPr>
               <w:pStyle w:val="TableParagraph"/>
               <w:spacing w:before="111" w:line="276" w:lineRule="auto"/>
-              <w:jc w:val="center"/>
+              <w:jc w:val="both"/>
               <w:rPr>
                 <w:sz w:val="24"/>
               </w:rPr>
@@ -20281,7 +20421,6 @@
       <w:tr>
         <w:trPr>
           <w:trHeight w:val="524"/>
-          <w:jc w:val="center"/>
         </w:trPr>
         <w:tc>
           <w:tcPr>
@@ -20292,6 +20431,7 @@
               <w:pStyle w:val="TableParagraph"/>
               <w:spacing w:before="113" w:line="276" w:lineRule="auto"/>
               <w:ind w:left="97"/>
+              <w:jc w:val="both"/>
               <w:rPr>
                 <w:sz w:val="24"/>
               </w:rPr>
@@ -20319,6 +20459,7 @@
             <w:pPr>
               <w:pStyle w:val="TableParagraph"/>
               <w:spacing w:line="276" w:lineRule="auto"/>
+              <w:jc w:val="both"/>
               <w:rPr>
                 <w:sz w:val="24"/>
               </w:rPr>
@@ -20345,6 +20486,7 @@
             <w:pPr>
               <w:pStyle w:val="TableParagraph"/>
               <w:spacing w:line="276" w:lineRule="auto"/>
+              <w:jc w:val="both"/>
               <w:rPr>
                 <w:sz w:val="24"/>
               </w:rPr>
@@ -20359,7 +20501,7 @@
             <w:pPr>
               <w:pStyle w:val="TableParagraph"/>
               <w:spacing w:before="113" w:line="276" w:lineRule="auto"/>
-              <w:jc w:val="center"/>
+              <w:jc w:val="both"/>
               <w:rPr>
                 <w:sz w:val="24"/>
               </w:rPr>
@@ -20381,7 +20523,7 @@
             <w:pPr>
               <w:pStyle w:val="TableParagraph"/>
               <w:spacing w:before="113" w:line="276" w:lineRule="auto"/>
-              <w:jc w:val="center"/>
+              <w:jc w:val="both"/>
               <w:rPr>
                 <w:sz w:val="24"/>
               </w:rPr>
@@ -20399,7 +20541,6 @@
       <w:tr>
         <w:trPr>
           <w:trHeight w:val="524"/>
-          <w:jc w:val="center"/>
         </w:trPr>
         <w:tc>
           <w:tcPr>
@@ -20410,6 +20551,7 @@
               <w:pStyle w:val="TableParagraph"/>
               <w:spacing w:before="115" w:line="276" w:lineRule="auto"/>
               <w:ind w:left="97"/>
+              <w:jc w:val="both"/>
               <w:rPr>
                 <w:sz w:val="24"/>
               </w:rPr>
@@ -20431,6 +20573,7 @@
             <w:pPr>
               <w:pStyle w:val="TableParagraph"/>
               <w:spacing w:line="276" w:lineRule="auto"/>
+              <w:jc w:val="both"/>
               <w:rPr>
                 <w:sz w:val="24"/>
               </w:rPr>
@@ -20451,6 +20594,7 @@
             <w:pPr>
               <w:pStyle w:val="TableParagraph"/>
               <w:spacing w:line="276" w:lineRule="auto"/>
+              <w:jc w:val="both"/>
               <w:rPr>
                 <w:sz w:val="24"/>
               </w:rPr>
@@ -20465,7 +20609,7 @@
             <w:pPr>
               <w:pStyle w:val="TableParagraph"/>
               <w:spacing w:before="115" w:line="276" w:lineRule="auto"/>
-              <w:jc w:val="center"/>
+              <w:jc w:val="both"/>
               <w:rPr>
                 <w:sz w:val="24"/>
               </w:rPr>
@@ -20487,7 +20631,7 @@
             <w:pPr>
               <w:pStyle w:val="TableParagraph"/>
               <w:spacing w:before="115" w:line="276" w:lineRule="auto"/>
-              <w:jc w:val="center"/>
+              <w:jc w:val="both"/>
               <w:rPr>
                 <w:sz w:val="24"/>
               </w:rPr>
@@ -20505,7 +20649,6 @@
       <w:tr>
         <w:trPr>
           <w:trHeight w:val="539"/>
-          <w:jc w:val="center"/>
         </w:trPr>
         <w:tc>
           <w:tcPr>
@@ -20516,6 +20659,7 @@
               <w:pStyle w:val="TableParagraph"/>
               <w:spacing w:before="118" w:line="276" w:lineRule="auto"/>
               <w:ind w:left="97"/>
+              <w:jc w:val="both"/>
               <w:rPr>
                 <w:sz w:val="24"/>
               </w:rPr>
@@ -20543,6 +20687,7 @@
             <w:pPr>
               <w:pStyle w:val="TableParagraph"/>
               <w:spacing w:line="276" w:lineRule="auto"/>
+              <w:jc w:val="both"/>
               <w:rPr>
                 <w:sz w:val="24"/>
               </w:rPr>
@@ -20563,6 +20708,7 @@
             <w:pPr>
               <w:pStyle w:val="TableParagraph"/>
               <w:spacing w:line="276" w:lineRule="auto"/>
+              <w:jc w:val="both"/>
               <w:rPr>
                 <w:sz w:val="24"/>
               </w:rPr>
@@ -20577,7 +20723,7 @@
             <w:pPr>
               <w:pStyle w:val="TableParagraph"/>
               <w:spacing w:before="118" w:line="276" w:lineRule="auto"/>
-              <w:jc w:val="center"/>
+              <w:jc w:val="both"/>
               <w:rPr>
                 <w:sz w:val="24"/>
               </w:rPr>
@@ -20599,7 +20745,7 @@
             <w:pPr>
               <w:pStyle w:val="TableParagraph"/>
               <w:spacing w:before="118" w:line="276" w:lineRule="auto"/>
-              <w:jc w:val="center"/>
+              <w:jc w:val="both"/>
               <w:rPr>
                 <w:sz w:val="24"/>
               </w:rPr>
@@ -20617,7 +20763,6 @@
       <w:tr>
         <w:trPr>
           <w:trHeight w:val="524"/>
-          <w:jc w:val="center"/>
         </w:trPr>
         <w:tc>
           <w:tcPr>
@@ -20628,6 +20773,7 @@
               <w:pStyle w:val="TableParagraph"/>
               <w:spacing w:before="105" w:line="276" w:lineRule="auto"/>
               <w:ind w:left="97"/>
+              <w:jc w:val="both"/>
               <w:rPr>
                 <w:sz w:val="24"/>
               </w:rPr>
@@ -20655,6 +20801,7 @@
             <w:pPr>
               <w:pStyle w:val="TableParagraph"/>
               <w:spacing w:line="276" w:lineRule="auto"/>
+              <w:jc w:val="both"/>
               <w:rPr>
                 <w:sz w:val="24"/>
               </w:rPr>
@@ -20675,6 +20822,7 @@
             <w:pPr>
               <w:pStyle w:val="TableParagraph"/>
               <w:spacing w:line="276" w:lineRule="auto"/>
+              <w:jc w:val="both"/>
               <w:rPr>
                 <w:sz w:val="24"/>
               </w:rPr>
@@ -20689,7 +20837,7 @@
             <w:pPr>
               <w:pStyle w:val="TableParagraph"/>
               <w:spacing w:before="105" w:line="276" w:lineRule="auto"/>
-              <w:jc w:val="center"/>
+              <w:jc w:val="both"/>
               <w:rPr>
                 <w:sz w:val="24"/>
               </w:rPr>
@@ -20711,7 +20859,7 @@
             <w:pPr>
               <w:pStyle w:val="TableParagraph"/>
               <w:spacing w:before="105" w:line="276" w:lineRule="auto"/>
-              <w:jc w:val="center"/>
+              <w:jc w:val="both"/>
               <w:rPr>
                 <w:sz w:val="24"/>
               </w:rPr>
@@ -20729,7 +20877,6 @@
       <w:tr>
         <w:trPr>
           <w:trHeight w:val="524"/>
-          <w:jc w:val="center"/>
         </w:trPr>
         <w:tc>
           <w:tcPr>
@@ -20740,6 +20887,7 @@
               <w:pStyle w:val="TableParagraph"/>
               <w:spacing w:before="108" w:line="276" w:lineRule="auto"/>
               <w:ind w:left="97"/>
+              <w:jc w:val="both"/>
               <w:rPr>
                 <w:sz w:val="24"/>
               </w:rPr>
@@ -20767,6 +20915,7 @@
             <w:pPr>
               <w:pStyle w:val="TableParagraph"/>
               <w:spacing w:line="276" w:lineRule="auto"/>
+              <w:jc w:val="both"/>
               <w:rPr>
                 <w:sz w:val="24"/>
               </w:rPr>
@@ -20787,6 +20936,7 @@
             <w:pPr>
               <w:pStyle w:val="TableParagraph"/>
               <w:spacing w:line="276" w:lineRule="auto"/>
+              <w:jc w:val="both"/>
               <w:rPr>
                 <w:sz w:val="24"/>
               </w:rPr>
@@ -20801,7 +20951,7 @@
             <w:pPr>
               <w:pStyle w:val="TableParagraph"/>
               <w:spacing w:before="108" w:line="276" w:lineRule="auto"/>
-              <w:jc w:val="center"/>
+              <w:jc w:val="both"/>
               <w:rPr>
                 <w:sz w:val="24"/>
               </w:rPr>
@@ -20823,7 +20973,7 @@
             <w:pPr>
               <w:pStyle w:val="TableParagraph"/>
               <w:spacing w:before="108" w:line="276" w:lineRule="auto"/>
-              <w:jc w:val="center"/>
+              <w:jc w:val="both"/>
               <w:rPr>
                 <w:sz w:val="24"/>
               </w:rPr>
@@ -20843,6 +20993,7 @@
       <w:pPr>
         <w:spacing w:before="254" w:line="276" w:lineRule="auto"/>
         <w:ind w:left="22" w:right="454"/>
+        <w:jc w:val="both"/>
         <w:rPr>
           <w:sz w:val="24"/>
         </w:rPr>
@@ -21063,7 +21214,7 @@
         </w:tabs>
         <w:spacing w:before="152" w:line="276" w:lineRule="auto"/>
         <w:ind w:left="22" w:right="3535" w:firstLine="0"/>
-        <w:jc w:val="left"/>
+        <w:jc w:val="both"/>
       </w:pPr>
       <w:r>
         <w:rPr>
@@ -21135,6 +21286,7 @@
       <w:pPr>
         <w:pStyle w:val="BodyText"/>
         <w:spacing w:before="1" w:line="276" w:lineRule="auto"/>
+        <w:jc w:val="both"/>
         <w:rPr>
           <w:b w:val="0"/>
           <w:sz w:val="11"/>
@@ -21144,7 +21296,7 @@
     <w:tbl>
       <w:tblPr>
         <w:tblW w:w="0" w:type="auto"/>
-        <w:tblInd w:w="37" w:type="dxa"/>
+        <w:jc w:val="center"/>
         <w:tblBorders>
           <w:top w:val="single" w:sz="6" w:space="0" w:color="000000"/>
           <w:left w:val="single" w:sz="6" w:space="0" w:color="000000"/>
@@ -21167,6 +21319,7 @@
       <w:tr>
         <w:trPr>
           <w:trHeight w:val="524"/>
+          <w:jc w:val="center"/>
         </w:trPr>
         <w:tc>
           <w:tcPr>
@@ -21177,6 +21330,7 @@
               <w:pStyle w:val="TableParagraph"/>
               <w:spacing w:before="105" w:line="276" w:lineRule="auto"/>
               <w:ind w:left="103"/>
+              <w:jc w:val="both"/>
               <w:rPr>
                 <w:b/>
                 <w:sz w:val="24"/>
@@ -21207,7 +21361,7 @@
             <w:pPr>
               <w:pStyle w:val="TableParagraph"/>
               <w:spacing w:before="105" w:line="276" w:lineRule="auto"/>
-              <w:jc w:val="center"/>
+              <w:jc w:val="both"/>
               <w:rPr>
                 <w:b/>
                 <w:sz w:val="24"/>
@@ -21227,6 +21381,7 @@
       <w:tr>
         <w:trPr>
           <w:trHeight w:val="524"/>
+          <w:jc w:val="center"/>
         </w:trPr>
         <w:tc>
           <w:tcPr>
@@ -21237,6 +21392,7 @@
               <w:pStyle w:val="TableParagraph"/>
               <w:spacing w:before="108" w:line="276" w:lineRule="auto"/>
               <w:ind w:left="97"/>
+              <w:jc w:val="both"/>
               <w:rPr>
                 <w:sz w:val="24"/>
               </w:rPr>
@@ -21264,7 +21420,7 @@
             <w:pPr>
               <w:pStyle w:val="TableParagraph"/>
               <w:spacing w:before="108" w:line="276" w:lineRule="auto"/>
-              <w:jc w:val="center"/>
+              <w:jc w:val="both"/>
               <w:rPr>
                 <w:sz w:val="24"/>
               </w:rPr>
@@ -21288,6 +21444,7 @@
       <w:tr>
         <w:trPr>
           <w:trHeight w:val="524"/>
+          <w:jc w:val="center"/>
         </w:trPr>
         <w:tc>
           <w:tcPr>
@@ -21298,6 +21455,7 @@
               <w:pStyle w:val="TableParagraph"/>
               <w:spacing w:before="110" w:line="276" w:lineRule="auto"/>
               <w:ind w:left="97"/>
+              <w:jc w:val="both"/>
               <w:rPr>
                 <w:sz w:val="24"/>
               </w:rPr>
@@ -21325,7 +21483,7 @@
             <w:pPr>
               <w:pStyle w:val="TableParagraph"/>
               <w:spacing w:before="110" w:line="276" w:lineRule="auto"/>
-              <w:jc w:val="center"/>
+              <w:jc w:val="both"/>
               <w:rPr>
                 <w:sz w:val="24"/>
               </w:rPr>
@@ -21349,6 +21507,7 @@
       <w:tr>
         <w:trPr>
           <w:trHeight w:val="524"/>
+          <w:jc w:val="center"/>
         </w:trPr>
         <w:tc>
           <w:tcPr>
@@ -21359,6 +21518,7 @@
               <w:pStyle w:val="TableParagraph"/>
               <w:spacing w:before="112" w:line="276" w:lineRule="auto"/>
               <w:ind w:left="97"/>
+              <w:jc w:val="both"/>
               <w:rPr>
                 <w:sz w:val="24"/>
               </w:rPr>
@@ -21386,7 +21546,7 @@
             <w:pPr>
               <w:pStyle w:val="TableParagraph"/>
               <w:spacing w:before="112" w:line="276" w:lineRule="auto"/>
-              <w:jc w:val="center"/>
+              <w:jc w:val="both"/>
               <w:rPr>
                 <w:sz w:val="24"/>
               </w:rPr>
@@ -21410,6 +21570,7 @@
       <w:tr>
         <w:trPr>
           <w:trHeight w:val="524"/>
+          <w:jc w:val="center"/>
         </w:trPr>
         <w:tc>
           <w:tcPr>
@@ -21420,6 +21581,7 @@
               <w:pStyle w:val="TableParagraph"/>
               <w:spacing w:before="115" w:line="276" w:lineRule="auto"/>
               <w:ind w:left="97"/>
+              <w:jc w:val="both"/>
               <w:rPr>
                 <w:sz w:val="24"/>
               </w:rPr>
@@ -21447,7 +21609,7 @@
             <w:pPr>
               <w:pStyle w:val="TableParagraph"/>
               <w:spacing w:before="115" w:line="276" w:lineRule="auto"/>
-              <w:jc w:val="center"/>
+              <w:jc w:val="both"/>
               <w:rPr>
                 <w:sz w:val="24"/>
               </w:rPr>
@@ -21477,6 +21639,7 @@
         </w:tabs>
         <w:spacing w:before="257" w:line="276" w:lineRule="auto"/>
         <w:ind w:left="22"/>
+        <w:jc w:val="both"/>
         <w:rPr>
           <w:sz w:val="24"/>
         </w:rPr>
@@ -21538,6 +21701,7 @@
       <w:pPr>
         <w:pStyle w:val="BodyText"/>
         <w:spacing w:before="5" w:line="276" w:lineRule="auto"/>
+        <w:jc w:val="both"/>
       </w:pPr>
     </w:p>
     <w:p>
@@ -21548,6 +21712,7 @@
         </w:tabs>
         <w:spacing w:line="276" w:lineRule="auto"/>
         <w:ind w:left="22"/>
+        <w:jc w:val="both"/>
         <w:rPr>
           <w:sz w:val="24"/>
         </w:rPr>
@@ -21586,13 +21751,14 @@
       <w:pPr>
         <w:pStyle w:val="BodyText"/>
         <w:spacing w:line="276" w:lineRule="auto"/>
+        <w:jc w:val="both"/>
       </w:pPr>
     </w:p>
     <w:p>
       <w:pPr>
         <w:pStyle w:val="Heading1"/>
         <w:spacing w:line="276" w:lineRule="auto"/>
-        <w:jc w:val="left"/>
+        <w:jc w:val="both"/>
         <w:rPr>
           <w:b w:val="0"/>
           <w:sz w:val="24"/>
@@ -21627,7 +21793,7 @@
       <w:pPr>
         <w:pStyle w:val="Heading1"/>
         <w:spacing w:line="276" w:lineRule="auto"/>
-        <w:jc w:val="left"/>
+        <w:jc w:val="both"/>
         <w:rPr>
           <w:b w:val="0"/>
           <w:sz w:val="24"/>
@@ -21720,7 +21886,7 @@
       <w:pPr>
         <w:pStyle w:val="Heading1"/>
         <w:spacing w:line="276" w:lineRule="auto"/>
-        <w:jc w:val="left"/>
+        <w:jc w:val="both"/>
         <w:rPr>
           <w:b w:val="0"/>
           <w:sz w:val="24"/>
@@ -21738,6 +21904,7 @@
       <w:pPr>
         <w:spacing w:line="276" w:lineRule="auto"/>
         <w:ind w:left="22"/>
+        <w:jc w:val="both"/>
         <w:rPr>
           <w:bCs/>
           <w:sz w:val="24"/>
@@ -21801,6 +21968,7 @@
       <w:pPr>
         <w:spacing w:line="276" w:lineRule="auto"/>
         <w:ind w:left="22"/>
+        <w:jc w:val="both"/>
         <w:rPr>
           <w:bCs/>
           <w:sz w:val="24"/>
@@ -21825,6 +21993,7 @@
     <w:p>
       <w:pPr>
         <w:spacing w:before="1" w:line="276" w:lineRule="auto"/>
+        <w:jc w:val="both"/>
         <w:rPr>
           <w:bCs/>
           <w:sz w:val="24"/>
@@ -28253,6 +28422,7 @@
   <w:style w:type="character" w:default="1" w:styleId="DefaultParagraphFont">
     <w:name w:val="Default Paragraph Font"/>
     <w:uiPriority w:val="1"/>
+    <w:semiHidden/>
     <w:unhideWhenUsed/>
   </w:style>
   <w:style w:type="table" w:default="1" w:styleId="TableNormal">
